--- a/Sivakumar_Dayalan_Resume_v1.docx
+++ b/Sivakumar_Dayalan_Resume_v1.docx
@@ -39,7 +39,7 @@
           <w:sz w:val="22"/>
           <w:szCs w:val="22"/>
         </w:rPr>
-        <w:t xml:space="preserve">Senior / Lead Data Engineer | </w:t>
+        <w:t xml:space="preserve">Lead Data Engineer | </w:t>
       </w:r>
       <w:r>
         <w:rPr>
@@ -61,7 +61,31 @@
           <w:sz w:val="22"/>
           <w:szCs w:val="22"/>
         </w:rPr>
-        <w:t>+ Years Data Engineering &amp; Big Data | AWS • PySpark • Spark • Kafka • Airflow</w:t>
+        <w:t xml:space="preserve">+ Years Data Engineering &amp; Big Data | AWS • </w:t>
+      </w:r>
+      <w:proofErr w:type="spellStart"/>
+      <w:r>
+        <w:rPr>
+          <w:rFonts w:ascii="Calibri" w:hAnsi="Calibri" w:cs="Calibri"/>
+          <w:b/>
+          <w:bCs/>
+          <w:color w:val="2E74B5"/>
+          <w:sz w:val="22"/>
+          <w:szCs w:val="22"/>
+        </w:rPr>
+        <w:t>PySpark</w:t>
+      </w:r>
+      <w:proofErr w:type="spellEnd"/>
+      <w:r>
+        <w:rPr>
+          <w:rFonts w:ascii="Calibri" w:hAnsi="Calibri" w:cs="Calibri"/>
+          <w:b/>
+          <w:bCs/>
+          <w:color w:val="2E74B5"/>
+          <w:sz w:val="22"/>
+          <w:szCs w:val="22"/>
+        </w:rPr>
+        <w:t xml:space="preserve"> • Spark • Kafka • Airflow</w:t>
       </w:r>
     </w:p>
     <w:p>
@@ -75,19 +99,28 @@
       <w:r>
         <w:rPr>
           <w:rFonts w:ascii="Calibri" w:hAnsi="Calibri" w:cs="Calibri"/>
-          <w:color w:val="595959"/>
-          <w:sz w:val="18"/>
-          <w:szCs w:val="18"/>
-        </w:rPr>
-        <w:t xml:space="preserve">Bengaluru, India  |  </w:t>
-      </w:r>
-      <w:hyperlink r:id="rId5" w:history="1">
+        </w:rPr>
+        <w:t xml:space="preserve">Bengaluru, </w:t>
+      </w:r>
+      <w:proofErr w:type="gramStart"/>
+      <w:r>
+        <w:rPr>
+          <w:rFonts w:ascii="Calibri" w:hAnsi="Calibri" w:cs="Calibri"/>
+        </w:rPr>
+        <w:t>India  |</w:t>
+      </w:r>
+      <w:proofErr w:type="gramEnd"/>
+      <w:r>
+        <w:rPr>
+          <w:rFonts w:ascii="Calibri" w:hAnsi="Calibri" w:cs="Calibri"/>
+        </w:rPr>
+        <w:t xml:space="preserve">  </w:t>
+      </w:r>
+      <w:hyperlink r:id="rId5">
         <w:r>
           <w:rPr>
             <w:rStyle w:val="Hyperlink"/>
             <w:rFonts w:ascii="Calibri" w:hAnsi="Calibri" w:cs="Calibri"/>
-            <w:sz w:val="18"/>
-            <w:szCs w:val="18"/>
           </w:rPr>
           <w:t>sivainspy@gmail.com</w:t>
         </w:r>
@@ -95,43 +128,60 @@
       <w:r>
         <w:rPr>
           <w:rFonts w:ascii="Calibri" w:hAnsi="Calibri" w:cs="Calibri"/>
-          <w:color w:val="595959"/>
-          <w:sz w:val="18"/>
-          <w:szCs w:val="18"/>
-        </w:rPr>
-        <w:t xml:space="preserve">  |  +91-9003158266  |  </w:t>
-      </w:r>
-      <w:hyperlink r:id="rId6" w:history="1">
+        </w:rPr>
+        <w:t xml:space="preserve">  |  +91-</w:t>
+      </w:r>
+      <w:proofErr w:type="gramStart"/>
+      <w:r>
+        <w:rPr>
+          <w:rFonts w:ascii="Calibri" w:hAnsi="Calibri" w:cs="Calibri"/>
+        </w:rPr>
+        <w:t>9003158266  |</w:t>
+      </w:r>
+      <w:proofErr w:type="gramEnd"/>
+      <w:r>
+        <w:rPr>
+          <w:rFonts w:ascii="Calibri" w:hAnsi="Calibri" w:cs="Calibri"/>
+        </w:rPr>
+        <w:t xml:space="preserve">  </w:t>
+      </w:r>
+      <w:hyperlink r:id="rId6">
         <w:r>
           <w:rPr>
             <w:rStyle w:val="Hyperlink"/>
             <w:rFonts w:ascii="Calibri" w:hAnsi="Calibri" w:cs="Calibri"/>
-            <w:sz w:val="18"/>
-            <w:szCs w:val="18"/>
-            <w:lang w:val="en-US"/>
           </w:rPr>
-          <w:t>linkedin.com/in/siva-inspy</w:t>
+          <w:t>LinkedIn</w:t>
         </w:r>
       </w:hyperlink>
       <w:r>
         <w:rPr>
           <w:rFonts w:ascii="Calibri" w:hAnsi="Calibri" w:cs="Calibri"/>
-          <w:color w:val="595959"/>
-          <w:sz w:val="18"/>
-          <w:szCs w:val="18"/>
         </w:rPr>
         <w:t xml:space="preserve">  |  </w:t>
       </w:r>
-      <w:hyperlink r:id="rId7" w:history="1">
+      <w:hyperlink r:id="rId7">
         <w:r>
           <w:rPr>
             <w:rStyle w:val="Hyperlink"/>
             <w:rFonts w:ascii="Calibri" w:hAnsi="Calibri" w:cs="Calibri"/>
-            <w:sz w:val="18"/>
-            <w:szCs w:val="18"/>
-            <w:lang w:val="en-US"/>
           </w:rPr>
-          <w:t>github.com/SivaInspy</w:t>
+          <w:t>GitHub</w:t>
+        </w:r>
+      </w:hyperlink>
+      <w:r>
+        <w:rPr>
+          <w:rFonts w:ascii="Calibri" w:hAnsi="Calibri" w:cs="Calibri"/>
+        </w:rPr>
+        <w:t xml:space="preserve">  |  </w:t>
+      </w:r>
+      <w:hyperlink r:id="rId8">
+        <w:r>
+          <w:rPr>
+            <w:rStyle w:val="Hyperlink"/>
+            <w:rFonts w:ascii="Calibri" w:hAnsi="Calibri" w:cs="Calibri"/>
+          </w:rPr>
+          <w:t>Portfolio</w:t>
         </w:r>
       </w:hyperlink>
     </w:p>
@@ -182,7 +232,35 @@
         <w:rPr>
           <w:rFonts w:ascii="Calibri" w:hAnsi="Calibri" w:cs="Calibri"/>
         </w:rPr>
-        <w:t>+ years of experience in Data Engineering and Big Data, designing and delivering scalable batch and streaming data platforms across AWS, GCP, and Azure. Strong hands-on expertise in Python, PySpark, Scala, SQL, Apache Spark, Kafka, Airflow, Databricks, BigQuery, and cloud-native data services. Experienced in building enterprise data pipelines, modernising legacy platforms, implementing data quality and governance frameworks, and optimising production workloads for performance and reliability. Proven track record of reducing batch processing time by 75%, from approximately 36 hours to 6 hours, through data engineering and performance optimisation. Experienced across BFSI, regulatory, and IoT domains, with strong collaboration across architects, product owners, business stakeholders, and engineering teams.</w:t>
+        <w:t xml:space="preserve">+ years of experience in Data Engineering and Big Data, designing and delivering scalable batch and streaming data platforms across AWS, GCP, and Azure. Strong hands-on expertise in Python, </w:t>
+      </w:r>
+      <w:proofErr w:type="spellStart"/>
+      <w:r>
+        <w:rPr>
+          <w:rFonts w:ascii="Calibri" w:hAnsi="Calibri" w:cs="Calibri"/>
+        </w:rPr>
+        <w:t>PySpark</w:t>
+      </w:r>
+      <w:proofErr w:type="spellEnd"/>
+      <w:r>
+        <w:rPr>
+          <w:rFonts w:ascii="Calibri" w:hAnsi="Calibri" w:cs="Calibri"/>
+        </w:rPr>
+        <w:t xml:space="preserve">, Scala, SQL, Apache Spark, Kafka, Airflow, Databricks, </w:t>
+      </w:r>
+      <w:proofErr w:type="spellStart"/>
+      <w:r>
+        <w:rPr>
+          <w:rFonts w:ascii="Calibri" w:hAnsi="Calibri" w:cs="Calibri"/>
+        </w:rPr>
+        <w:t>BigQuery</w:t>
+      </w:r>
+      <w:proofErr w:type="spellEnd"/>
+      <w:r>
+        <w:rPr>
+          <w:rFonts w:ascii="Calibri" w:hAnsi="Calibri" w:cs="Calibri"/>
+        </w:rPr>
+        <w:t>, and cloud-native data services. Experienced in building enterprise data pipelines, modernising legacy platforms, implementing data quality and governance frameworks, and optimising production workloads for performance and reliability. Proven track record of reducing batch processing time by 75%, from approximately 36 hours to 6 hours, through data engineering and performance optimisation. Experienced across BFSI, regulatory, and IoT domains, with strong collaboration across architects, product owners, business stakeholders, and engineering teams.</w:t>
       </w:r>
     </w:p>
     <w:p>
@@ -260,7 +338,35 @@
         <w:rPr>
           <w:rFonts w:ascii="Calibri" w:hAnsi="Calibri" w:cs="Calibri"/>
         </w:rPr>
-        <w:t xml:space="preserve"> Apache Spark, PySpark, Spark SQL, Hadoop, Hive, Kafka, Druid, Solr, Sqoop</w:t>
+        <w:t xml:space="preserve"> Apache Spark, </w:t>
+      </w:r>
+      <w:proofErr w:type="spellStart"/>
+      <w:r>
+        <w:rPr>
+          <w:rFonts w:ascii="Calibri" w:hAnsi="Calibri" w:cs="Calibri"/>
+        </w:rPr>
+        <w:t>PySpark</w:t>
+      </w:r>
+      <w:proofErr w:type="spellEnd"/>
+      <w:r>
+        <w:rPr>
+          <w:rFonts w:ascii="Calibri" w:hAnsi="Calibri" w:cs="Calibri"/>
+        </w:rPr>
+        <w:t xml:space="preserve">, Spark SQL, Hadoop, Hive, Kafka, Druid, </w:t>
+      </w:r>
+      <w:proofErr w:type="spellStart"/>
+      <w:r>
+        <w:rPr>
+          <w:rFonts w:ascii="Calibri" w:hAnsi="Calibri" w:cs="Calibri"/>
+        </w:rPr>
+        <w:t>Solr</w:t>
+      </w:r>
+      <w:proofErr w:type="spellEnd"/>
+      <w:r>
+        <w:rPr>
+          <w:rFonts w:ascii="Calibri" w:hAnsi="Calibri" w:cs="Calibri"/>
+        </w:rPr>
+        <w:t>, Sqoop</w:t>
       </w:r>
     </w:p>
     <w:p>
@@ -287,7 +393,49 @@
         <w:rPr>
           <w:rFonts w:ascii="Calibri" w:hAnsi="Calibri" w:cs="Calibri"/>
         </w:rPr>
-        <w:t>AWS (S3, EMR, Glue, EC2, RDS, MSK, Lambda, Step Functions, EventBridge, SQS, SNS, CloudWatch, Athena), GCP (BigQuery, Dataproc, Cloud Storage, Cloud SQL, Cloud Composer, GKE), Azure (Databricks, Event Hubs, ADLS)</w:t>
+        <w:t xml:space="preserve">AWS (S3, EMR, Glue, EC2, RDS, MSK, Lambda, Step Functions, </w:t>
+      </w:r>
+      <w:proofErr w:type="spellStart"/>
+      <w:r>
+        <w:rPr>
+          <w:rFonts w:ascii="Calibri" w:hAnsi="Calibri" w:cs="Calibri"/>
+        </w:rPr>
+        <w:t>EventBridge</w:t>
+      </w:r>
+      <w:proofErr w:type="spellEnd"/>
+      <w:r>
+        <w:rPr>
+          <w:rFonts w:ascii="Calibri" w:hAnsi="Calibri" w:cs="Calibri"/>
+        </w:rPr>
+        <w:t>, SQS, SNS, CloudWatch, Athena), GCP (</w:t>
+      </w:r>
+      <w:proofErr w:type="spellStart"/>
+      <w:r>
+        <w:rPr>
+          <w:rFonts w:ascii="Calibri" w:hAnsi="Calibri" w:cs="Calibri"/>
+        </w:rPr>
+        <w:t>BigQuery</w:t>
+      </w:r>
+      <w:proofErr w:type="spellEnd"/>
+      <w:r>
+        <w:rPr>
+          <w:rFonts w:ascii="Calibri" w:hAnsi="Calibri" w:cs="Calibri"/>
+        </w:rPr>
+        <w:t xml:space="preserve">, </w:t>
+      </w:r>
+      <w:proofErr w:type="spellStart"/>
+      <w:r>
+        <w:rPr>
+          <w:rFonts w:ascii="Calibri" w:hAnsi="Calibri" w:cs="Calibri"/>
+        </w:rPr>
+        <w:t>Dataproc</w:t>
+      </w:r>
+      <w:proofErr w:type="spellEnd"/>
+      <w:r>
+        <w:rPr>
+          <w:rFonts w:ascii="Calibri" w:hAnsi="Calibri" w:cs="Calibri"/>
+        </w:rPr>
+        <w:t>, Cloud Storage, Cloud SQL, Cloud Composer, GKE), Azure (Databricks, Event Hubs, ADLS)</w:t>
       </w:r>
     </w:p>
     <w:p>
@@ -314,7 +462,21 @@
         <w:rPr>
           <w:rFonts w:ascii="Calibri" w:hAnsi="Calibri" w:cs="Calibri"/>
         </w:rPr>
-        <w:t xml:space="preserve"> Databricks, Delta Lake, Snowflake, BigQuery, Data Lakes, Lakehouse Architecture</w:t>
+        <w:t xml:space="preserve"> Databricks, Delta Lake, Snowflake, </w:t>
+      </w:r>
+      <w:proofErr w:type="spellStart"/>
+      <w:r>
+        <w:rPr>
+          <w:rFonts w:ascii="Calibri" w:hAnsi="Calibri" w:cs="Calibri"/>
+        </w:rPr>
+        <w:t>BigQuery</w:t>
+      </w:r>
+      <w:proofErr w:type="spellEnd"/>
+      <w:r>
+        <w:rPr>
+          <w:rFonts w:ascii="Calibri" w:hAnsi="Calibri" w:cs="Calibri"/>
+        </w:rPr>
+        <w:t>, Data Lakes, Lakehouse Architecture</w:t>
       </w:r>
     </w:p>
     <w:p>
@@ -341,7 +503,21 @@
         <w:rPr>
           <w:rFonts w:ascii="Calibri" w:hAnsi="Calibri" w:cs="Calibri"/>
         </w:rPr>
-        <w:t>Apache Airflow, Cloud Composer, Control-M, Apache NiFi, Apache Oozie</w:t>
+        <w:t xml:space="preserve">Apache Airflow, Cloud Composer, Control-M, Apache </w:t>
+      </w:r>
+      <w:proofErr w:type="spellStart"/>
+      <w:r>
+        <w:rPr>
+          <w:rFonts w:ascii="Calibri" w:hAnsi="Calibri" w:cs="Calibri"/>
+        </w:rPr>
+        <w:t>NiFi</w:t>
+      </w:r>
+      <w:proofErr w:type="spellEnd"/>
+      <w:r>
+        <w:rPr>
+          <w:rFonts w:ascii="Calibri" w:hAnsi="Calibri" w:cs="Calibri"/>
+        </w:rPr>
+        <w:t>, Apache Oozie</w:t>
       </w:r>
     </w:p>
     <w:p>
@@ -546,272 +722,9 @@
           <w:sz w:val="22"/>
           <w:szCs w:val="22"/>
         </w:rPr>
-        <w:t>Lead Software Engineer – Data Engineering</w:t>
-      </w:r>
-      <w:r>
-        <w:rPr>
-          <w:rFonts w:ascii="Calibri" w:hAnsi="Calibri" w:cs="Calibri"/>
-          <w:b/>
-          <w:bCs/>
-          <w:sz w:val="22"/>
-          <w:szCs w:val="22"/>
-        </w:rPr>
-        <w:t xml:space="preserve">  |  Impetus Technologies</w:t>
-      </w:r>
-      <w:r>
-        <w:rPr>
-          <w:rFonts w:ascii="Calibri" w:hAnsi="Calibri" w:cs="Calibri"/>
-          <w:i/>
-          <w:iCs/>
-          <w:color w:val="595959"/>
-        </w:rPr>
-        <w:t xml:space="preserve">   </w:t>
-      </w:r>
-      <w:r>
-        <w:rPr>
-          <w:rFonts w:ascii="Calibri" w:hAnsi="Calibri" w:cs="Calibri"/>
-          <w:i/>
-          <w:iCs/>
-          <w:color w:val="595959"/>
-        </w:rPr>
-        <w:t>Apr</w:t>
-      </w:r>
-      <w:r>
-        <w:rPr>
-          <w:rFonts w:ascii="Calibri" w:hAnsi="Calibri" w:cs="Calibri"/>
-          <w:i/>
-          <w:iCs/>
-          <w:color w:val="595959"/>
-        </w:rPr>
-        <w:t xml:space="preserve"> 2026 – Present</w:t>
-      </w:r>
-    </w:p>
-    <w:p>
-      <w:pPr>
-        <w:spacing w:after="100"/>
-        <w:rPr>
-          <w:rFonts w:ascii="Calibri" w:hAnsi="Calibri" w:cs="Calibri"/>
-        </w:rPr>
-      </w:pPr>
-      <w:r>
-        <w:rPr>
-          <w:rFonts w:ascii="Calibri" w:hAnsi="Calibri" w:cs="Calibri"/>
-          <w:b/>
-          <w:bCs/>
-          <w:i/>
-          <w:iCs/>
-        </w:rPr>
-        <w:t>Project</w:t>
-      </w:r>
-      <w:r>
-        <w:rPr>
-          <w:rFonts w:ascii="Calibri" w:hAnsi="Calibri" w:cs="Calibri"/>
-        </w:rPr>
-        <w:t xml:space="preserve">: </w:t>
-      </w:r>
-      <w:r>
-        <w:rPr>
-          <w:rFonts w:ascii="Calibri" w:hAnsi="Calibri" w:cs="Calibri"/>
-          <w:i/>
-          <w:iCs/>
-          <w:color w:val="595959"/>
-        </w:rPr>
-        <w:t>Unified Trade – US Mainframe Re-engineering (Dun &amp; Bradstreet)</w:t>
-      </w:r>
-    </w:p>
-    <w:p>
-      <w:pPr>
-        <w:spacing w:after="100"/>
-        <w:rPr>
-          <w:rFonts w:ascii="Calibri" w:hAnsi="Calibri" w:cs="Calibri"/>
-        </w:rPr>
-      </w:pPr>
-      <w:r>
-        <w:rPr>
-          <w:rFonts w:ascii="Calibri" w:hAnsi="Calibri" w:cs="Calibri"/>
-          <w:b/>
-          <w:bCs/>
-          <w:i/>
-          <w:iCs/>
-        </w:rPr>
-        <w:t>Stack</w:t>
-      </w:r>
-      <w:r>
-        <w:rPr>
-          <w:rFonts w:ascii="Calibri" w:hAnsi="Calibri" w:cs="Calibri"/>
-        </w:rPr>
-        <w:t xml:space="preserve">: </w:t>
-      </w:r>
-      <w:r>
-        <w:rPr>
-          <w:rFonts w:ascii="Calibri" w:hAnsi="Calibri" w:cs="Calibri"/>
-          <w:i/>
-          <w:iCs/>
-          <w:color w:val="595959"/>
-        </w:rPr>
-        <w:t>AWS S3, EventBridge, Lambda, Step Functions, SQS, SNS, Parameter Store, EMR (Serverless/Cluster), Apache Spark, Delta Lake, RDS, CloudWatch, Agentic AI</w:t>
-      </w:r>
-    </w:p>
-    <w:p>
-      <w:pPr>
-        <w:pStyle w:val="ListParagraph"/>
-        <w:numPr>
-          <w:ilvl w:val="0"/>
-          <w:numId w:val="2"/>
-        </w:numPr>
-        <w:spacing w:after="90"/>
-        <w:rPr>
-          <w:rFonts w:ascii="Calibri" w:hAnsi="Calibri" w:cs="Calibri"/>
-        </w:rPr>
-      </w:pPr>
-      <w:r>
-        <w:rPr>
-          <w:rFonts w:ascii="Calibri" w:hAnsi="Calibri" w:cs="Calibri"/>
-        </w:rPr>
-        <w:t>Contribute to the modernisation of legacy Mainframe data processing by migrating workloads and data pipelines to AWS and Delta Lake, using Apache Spark and cloud-native orchestration services.</w:t>
-      </w:r>
-    </w:p>
-    <w:p>
-      <w:pPr>
-        <w:pStyle w:val="ListParagraph"/>
-        <w:numPr>
-          <w:ilvl w:val="0"/>
-          <w:numId w:val="2"/>
-        </w:numPr>
-        <w:spacing w:after="90"/>
-        <w:rPr>
-          <w:rFonts w:ascii="Calibri" w:hAnsi="Calibri" w:cs="Calibri"/>
-        </w:rPr>
-      </w:pPr>
-      <w:r>
-        <w:rPr>
-          <w:rFonts w:ascii="Calibri" w:hAnsi="Calibri" w:cs="Calibri"/>
-        </w:rPr>
-        <w:t>Implement components of an event-driven AWS data ingestion and processing platform using S3, EventBridge, Lambda, Step Functions, and SQS/SNS, supporting the modernisation of legacy Mainframe batch workflows.</w:t>
-      </w:r>
-    </w:p>
-    <w:p>
-      <w:pPr>
-        <w:pStyle w:val="ListParagraph"/>
-        <w:numPr>
-          <w:ilvl w:val="0"/>
-          <w:numId w:val="2"/>
-        </w:numPr>
-        <w:spacing w:after="90"/>
-        <w:rPr>
-          <w:rFonts w:ascii="Calibri" w:hAnsi="Calibri" w:cs="Calibri"/>
-        </w:rPr>
-      </w:pPr>
-      <w:r>
-        <w:rPr>
-          <w:rFonts w:ascii="Calibri" w:hAnsi="Calibri" w:cs="Calibri"/>
-        </w:rPr>
-        <w:t>Designed and implemented dynamic Step Functions-based workload routing logic to select between EMR Serverless, medium-sized EMR clusters, and large EMR clusters based on workload characteristics, improving resource utilisation and reducing processing time.</w:t>
-      </w:r>
-    </w:p>
-    <w:p>
-      <w:pPr>
-        <w:pStyle w:val="ListParagraph"/>
-        <w:numPr>
-          <w:ilvl w:val="0"/>
-          <w:numId w:val="2"/>
-        </w:numPr>
-        <w:spacing w:after="90"/>
-        <w:rPr>
-          <w:rFonts w:ascii="Calibri" w:hAnsi="Calibri" w:cs="Calibri"/>
-        </w:rPr>
-      </w:pPr>
-      <w:r>
-        <w:rPr>
-          <w:rFonts w:ascii="Calibri" w:hAnsi="Calibri" w:cs="Calibri"/>
-        </w:rPr>
-        <w:t>Managed Step Functions infrastructure using Terraform, supporting repeatable and consistent deployment of workflow orchestration components.</w:t>
-      </w:r>
-    </w:p>
-    <w:p>
-      <w:pPr>
-        <w:pStyle w:val="ListParagraph"/>
-        <w:numPr>
-          <w:ilvl w:val="0"/>
-          <w:numId w:val="2"/>
-        </w:numPr>
-        <w:spacing w:after="90"/>
-        <w:rPr>
-          <w:rFonts w:ascii="Calibri" w:hAnsi="Calibri" w:cs="Calibri"/>
-        </w:rPr>
-      </w:pPr>
-      <w:r>
-        <w:rPr>
-          <w:rFonts w:ascii="Calibri" w:hAnsi="Calibri" w:cs="Calibri"/>
-        </w:rPr>
-        <w:t>Built and maintained a Delta Lake-backed operational lakehouse, implementing Bronze/Silver/Gold data layers, MERGE/upsert operations, schema evolution, versioning/time travel, incremental processing, and reliable reprocessing workflows.</w:t>
-      </w:r>
-    </w:p>
-    <w:p>
-      <w:pPr>
-        <w:pStyle w:val="ListParagraph"/>
-        <w:numPr>
-          <w:ilvl w:val="0"/>
-          <w:numId w:val="2"/>
-        </w:numPr>
-        <w:spacing w:after="90"/>
-        <w:rPr>
-          <w:rFonts w:ascii="Calibri" w:hAnsi="Calibri" w:cs="Calibri"/>
-        </w:rPr>
-      </w:pPr>
-      <w:r>
-        <w:rPr>
-          <w:rFonts w:ascii="Calibri" w:hAnsi="Calibri" w:cs="Calibri"/>
-        </w:rPr>
-        <w:t>Partner with architects, product owners, and engineering teams to translate business requirements and migration objectives into production-ready, audit-ready data solutions.</w:t>
-      </w:r>
-    </w:p>
-    <w:p>
-      <w:pPr>
-        <w:pStyle w:val="ListParagraph"/>
-        <w:numPr>
-          <w:ilvl w:val="0"/>
-          <w:numId w:val="2"/>
-        </w:numPr>
-        <w:spacing w:after="90"/>
-        <w:rPr>
-          <w:rFonts w:ascii="Calibri" w:hAnsi="Calibri" w:cs="Calibri"/>
-        </w:rPr>
-      </w:pPr>
-      <w:r>
-        <w:rPr>
-          <w:rFonts w:ascii="Calibri" w:hAnsi="Calibri" w:cs="Calibri"/>
-        </w:rPr>
-        <w:lastRenderedPageBreak/>
-        <w:t>Applied Agentic AI-assisted engineering workflows for requirements analysis, engineering planning, implementation support, and maintenance of structured engineering artifacts including reqs.md, plan.md, open-items.md, changelog.md, decisions.md, and index.md.</w:t>
-      </w:r>
-    </w:p>
-    <w:p>
-      <w:pPr>
-        <w:pStyle w:val="ListParagraph"/>
-        <w:numPr>
-          <w:ilvl w:val="0"/>
-          <w:numId w:val="2"/>
-        </w:numPr>
-        <w:spacing w:after="90"/>
-        <w:rPr>
-          <w:rFonts w:ascii="Calibri" w:hAnsi="Calibri" w:cs="Calibri"/>
-        </w:rPr>
-      </w:pPr>
-      <w:r>
-        <w:rPr>
-          <w:rFonts w:ascii="Calibri" w:hAnsi="Calibri" w:cs="Calibri"/>
-        </w:rPr>
-        <w:t>Own production support activities, troubleshooting application and pipeline issues and maintaining reliability across ingestion, orchestration, and Spark processing workflows.</w:t>
-      </w:r>
-    </w:p>
-    <w:p>
-      <w:pPr>
-        <w:spacing w:before="180" w:after="20"/>
-        <w:rPr>
-          <w:rFonts w:ascii="Calibri" w:hAnsi="Calibri" w:cs="Calibri"/>
-        </w:rPr>
-      </w:pPr>
+        <w:t xml:space="preserve">Lead Software Engineer – Data </w:t>
+      </w:r>
+      <w:proofErr w:type="gramStart"/>
       <w:r>
         <w:rPr>
           <w:rFonts w:ascii="Calibri" w:hAnsi="Calibri" w:cs="Calibri"/>
@@ -821,7 +734,7 @@
           <w:sz w:val="22"/>
           <w:szCs w:val="22"/>
         </w:rPr>
-        <w:t>Technical Lead – Data Engineering</w:t>
+        <w:t>Engineering</w:t>
       </w:r>
       <w:r>
         <w:rPr>
@@ -831,7 +744,18 @@
           <w:sz w:val="22"/>
           <w:szCs w:val="22"/>
         </w:rPr>
-        <w:t xml:space="preserve">  |  Wipro Ltd</w:t>
+        <w:t xml:space="preserve">  |</w:t>
+      </w:r>
+      <w:proofErr w:type="gramEnd"/>
+      <w:r>
+        <w:rPr>
+          <w:rFonts w:ascii="Calibri" w:hAnsi="Calibri" w:cs="Calibri"/>
+          <w:b/>
+          <w:bCs/>
+          <w:sz w:val="22"/>
+          <w:szCs w:val="22"/>
+        </w:rPr>
+        <w:t xml:space="preserve">  Impetus Technologies</w:t>
       </w:r>
       <w:r>
         <w:rPr>
@@ -840,7 +764,7 @@
           <w:iCs/>
           <w:color w:val="595959"/>
         </w:rPr>
-        <w:t xml:space="preserve">   Sep 2022 – </w:t>
+        <w:t xml:space="preserve">   </w:t>
       </w:r>
       <w:r>
         <w:rPr>
@@ -858,7 +782,7 @@
           <w:iCs/>
           <w:color w:val="595959"/>
         </w:rPr>
-        <w:t xml:space="preserve"> 2026</w:t>
+        <w:t xml:space="preserve"> 2026 – Present</w:t>
       </w:r>
     </w:p>
     <w:p>
@@ -876,7 +800,13 @@
           <w:i/>
           <w:iCs/>
         </w:rPr>
-        <w:t xml:space="preserve">Project: </w:t>
+        <w:t>Project</w:t>
+      </w:r>
+      <w:r>
+        <w:rPr>
+          <w:rFonts w:ascii="Calibri" w:hAnsi="Calibri" w:cs="Calibri"/>
+        </w:rPr>
+        <w:t xml:space="preserve">: </w:t>
       </w:r>
       <w:r>
         <w:rPr>
@@ -885,7 +815,7 @@
           <w:iCs/>
           <w:color w:val="595959"/>
         </w:rPr>
-        <w:t>Banking Data Platform (VISA)</w:t>
+        <w:t>Unified Trade – US Mainframe Re-engineering (Dun &amp; Bradstreet)</w:t>
       </w:r>
     </w:p>
     <w:p>
@@ -903,7 +833,13 @@
           <w:i/>
           <w:iCs/>
         </w:rPr>
-        <w:t xml:space="preserve">Stack: </w:t>
+        <w:t>Stack</w:t>
+      </w:r>
+      <w:r>
+        <w:rPr>
+          <w:rFonts w:ascii="Calibri" w:hAnsi="Calibri" w:cs="Calibri"/>
+        </w:rPr>
+        <w:t xml:space="preserve">: </w:t>
       </w:r>
       <w:r>
         <w:rPr>
@@ -912,140 +848,222 @@
           <w:iCs/>
           <w:color w:val="595959"/>
         </w:rPr>
-        <w:t>Scala, Spark, Google Cloud Dataproc, BigQuery, Cloud SQL, Cloud Storage (GCS), Kafka, Cloud Composer, GKE, Maven</w:t>
-      </w:r>
-    </w:p>
-    <w:p>
-      <w:pPr>
-        <w:pStyle w:val="ListParagraph"/>
-        <w:numPr>
-          <w:ilvl w:val="0"/>
-          <w:numId w:val="2"/>
-        </w:numPr>
-        <w:spacing w:after="90"/>
-        <w:rPr>
-          <w:rFonts w:ascii="Calibri" w:hAnsi="Calibri" w:cs="Calibri"/>
-        </w:rPr>
-      </w:pPr>
-      <w:r>
-        <w:rPr>
-          <w:rFonts w:ascii="Calibri" w:hAnsi="Calibri" w:cs="Calibri"/>
-        </w:rPr>
-        <w:t>Built Spark (Scala) data-quality validation pipelines on Google Cloud Dataproc, reading user configuration metadata from Cloud SQL and executing parallel DQ checks, with results persisted to Google Cloud Storage (GCS).</w:t>
-      </w:r>
-    </w:p>
-    <w:p>
-      <w:pPr>
-        <w:pStyle w:val="ListParagraph"/>
-        <w:numPr>
-          <w:ilvl w:val="0"/>
-          <w:numId w:val="2"/>
-        </w:numPr>
-        <w:spacing w:after="90"/>
-        <w:rPr>
-          <w:rFonts w:ascii="Calibri" w:hAnsi="Calibri" w:cs="Calibri"/>
-        </w:rPr>
-      </w:pPr>
-      <w:r>
-        <w:rPr>
-          <w:rFonts w:ascii="Calibri" w:hAnsi="Calibri" w:cs="Calibri"/>
-        </w:rPr>
-        <w:t>Optimised Spark and SQL workloads through parallel processing and SQL optimisation, reducing processing time by 75%, from approximately 36 hours to 6 hours, for jobs processing 10 TB+ of data to generate monthly summary and transaction-detail reports.</w:t>
-      </w:r>
-    </w:p>
-    <w:p>
-      <w:pPr>
-        <w:pStyle w:val="ListParagraph"/>
-        <w:numPr>
-          <w:ilvl w:val="0"/>
-          <w:numId w:val="2"/>
-        </w:numPr>
-        <w:spacing w:after="90"/>
-        <w:rPr>
-          <w:rFonts w:ascii="Calibri" w:hAnsi="Calibri" w:cs="Calibri"/>
-        </w:rPr>
-      </w:pPr>
-      <w:r>
-        <w:rPr>
-          <w:rFonts w:ascii="Calibri" w:hAnsi="Calibri" w:cs="Calibri"/>
-        </w:rPr>
-        <w:t>Implemented Kafka-based batch streaming, publishing curated datasets from BigQuery tables into Kafka topics for downstream consumer applications.</w:t>
-      </w:r>
-    </w:p>
-    <w:p>
-      <w:pPr>
-        <w:pStyle w:val="ListParagraph"/>
-        <w:numPr>
-          <w:ilvl w:val="0"/>
-          <w:numId w:val="2"/>
-        </w:numPr>
-        <w:spacing w:after="90"/>
-        <w:rPr>
-          <w:rFonts w:ascii="Calibri" w:hAnsi="Calibri" w:cs="Calibri"/>
-        </w:rPr>
-      </w:pPr>
-      <w:r>
-        <w:rPr>
-          <w:rFonts w:ascii="Calibri" w:hAnsi="Calibri" w:cs="Calibri"/>
-        </w:rPr>
-        <w:t>Performed large-scale analytical processing directly in BigQuery, enabling fast SQL-based analytics on curated datasets stored in GCS.</w:t>
-      </w:r>
-    </w:p>
-    <w:p>
-      <w:pPr>
-        <w:pStyle w:val="ListParagraph"/>
-        <w:numPr>
-          <w:ilvl w:val="0"/>
-          <w:numId w:val="2"/>
-        </w:numPr>
-        <w:spacing w:after="90"/>
-        <w:rPr>
-          <w:rFonts w:ascii="Calibri" w:hAnsi="Calibri" w:cs="Calibri"/>
-        </w:rPr>
-      </w:pPr>
-      <w:r>
-        <w:rPr>
-          <w:rFonts w:ascii="Calibri" w:hAnsi="Calibri" w:cs="Calibri"/>
-        </w:rPr>
-        <w:t>Maintained user configuration metadata and audit logs in Cloud SQL, ensuring governance, traceability, and compliance.</w:t>
-      </w:r>
-    </w:p>
-    <w:p>
-      <w:pPr>
-        <w:pStyle w:val="ListParagraph"/>
-        <w:numPr>
-          <w:ilvl w:val="0"/>
-          <w:numId w:val="2"/>
-        </w:numPr>
-        <w:spacing w:after="90"/>
-        <w:rPr>
-          <w:rFonts w:ascii="Calibri" w:hAnsi="Calibri" w:cs="Calibri"/>
-        </w:rPr>
-      </w:pPr>
-      <w:r>
-        <w:rPr>
-          <w:rFonts w:ascii="Calibri" w:hAnsi="Calibri" w:cs="Calibri"/>
-        </w:rPr>
-        <w:t>Scheduled and monitored Spark pipelines using Cloud Composer (managed Airflow), and deployed Spark workloads on Google Kubernetes Engine (GKE) to achieve high availability and zero-downtime execution.</w:t>
-      </w:r>
-    </w:p>
-    <w:p>
-      <w:pPr>
-        <w:pStyle w:val="ListParagraph"/>
-        <w:numPr>
-          <w:ilvl w:val="0"/>
-          <w:numId w:val="2"/>
-        </w:numPr>
-        <w:spacing w:after="90"/>
-        <w:rPr>
-          <w:rFonts w:ascii="Calibri" w:hAnsi="Calibri" w:cs="Calibri"/>
-        </w:rPr>
-      </w:pPr>
-      <w:r>
-        <w:rPr>
-          <w:rFonts w:ascii="Calibri" w:hAnsi="Calibri" w:cs="Calibri"/>
-        </w:rPr>
-        <w:t>Externalized application configurations using properties files and managed Scala builds and dependencies with Maven, ensuring stable deployments across Dataproc and GKE.</w:t>
+        <w:t xml:space="preserve">AWS S3, </w:t>
+      </w:r>
+      <w:proofErr w:type="spellStart"/>
+      <w:r>
+        <w:rPr>
+          <w:rFonts w:ascii="Calibri" w:hAnsi="Calibri" w:cs="Calibri"/>
+          <w:i/>
+          <w:iCs/>
+          <w:color w:val="595959"/>
+        </w:rPr>
+        <w:t>EventBridge</w:t>
+      </w:r>
+      <w:proofErr w:type="spellEnd"/>
+      <w:r>
+        <w:rPr>
+          <w:rFonts w:ascii="Calibri" w:hAnsi="Calibri" w:cs="Calibri"/>
+          <w:i/>
+          <w:iCs/>
+          <w:color w:val="595959"/>
+        </w:rPr>
+        <w:t>, Lambda, Step Functions, SQS, SNS, Parameter Store, EMR (Serverless/Cluster), Apache Spark, Delta Lake, RDS, CloudWatch, Agentic AI</w:t>
+      </w:r>
+    </w:p>
+    <w:p>
+      <w:pPr>
+        <w:pStyle w:val="ListParagraph"/>
+        <w:numPr>
+          <w:ilvl w:val="0"/>
+          <w:numId w:val="2"/>
+        </w:numPr>
+        <w:spacing w:after="90"/>
+        <w:rPr>
+          <w:rFonts w:ascii="Calibri" w:hAnsi="Calibri" w:cs="Calibri"/>
+        </w:rPr>
+      </w:pPr>
+      <w:r>
+        <w:rPr>
+          <w:rFonts w:ascii="Calibri" w:hAnsi="Calibri" w:cs="Calibri"/>
+        </w:rPr>
+        <w:t>Contribute to the modernisation of legacy Mainframe data processing by migrating workloads and data pipelines to AWS and Delta Lake, using Apache Spark and cloud-native orchestration services.</w:t>
+      </w:r>
+    </w:p>
+    <w:p>
+      <w:pPr>
+        <w:pStyle w:val="ListParagraph"/>
+        <w:numPr>
+          <w:ilvl w:val="0"/>
+          <w:numId w:val="2"/>
+        </w:numPr>
+        <w:spacing w:after="90"/>
+        <w:rPr>
+          <w:rFonts w:ascii="Calibri" w:hAnsi="Calibri" w:cs="Calibri"/>
+        </w:rPr>
+      </w:pPr>
+      <w:r>
+        <w:rPr>
+          <w:rFonts w:ascii="Calibri" w:hAnsi="Calibri" w:cs="Calibri"/>
+        </w:rPr>
+        <w:t xml:space="preserve">Implement components of an event-driven AWS data ingestion and processing platform using S3, </w:t>
+      </w:r>
+      <w:proofErr w:type="spellStart"/>
+      <w:r>
+        <w:rPr>
+          <w:rFonts w:ascii="Calibri" w:hAnsi="Calibri" w:cs="Calibri"/>
+        </w:rPr>
+        <w:t>EventBridge</w:t>
+      </w:r>
+      <w:proofErr w:type="spellEnd"/>
+      <w:r>
+        <w:rPr>
+          <w:rFonts w:ascii="Calibri" w:hAnsi="Calibri" w:cs="Calibri"/>
+        </w:rPr>
+        <w:t>, Lambda, Step Functions, and SQS/SNS, supporting the modernisation of legacy Mainframe batch workflows.</w:t>
+      </w:r>
+    </w:p>
+    <w:p>
+      <w:pPr>
+        <w:pStyle w:val="ListParagraph"/>
+        <w:numPr>
+          <w:ilvl w:val="0"/>
+          <w:numId w:val="2"/>
+        </w:numPr>
+        <w:spacing w:after="90"/>
+        <w:rPr>
+          <w:rFonts w:ascii="Calibri" w:hAnsi="Calibri" w:cs="Calibri"/>
+        </w:rPr>
+      </w:pPr>
+      <w:r>
+        <w:rPr>
+          <w:rFonts w:ascii="Calibri" w:hAnsi="Calibri" w:cs="Calibri"/>
+        </w:rPr>
+        <w:t>Designed and implemented dynamic Step Functions-based workload routing logic to select between EMR Serverless, medium-sized EMR clusters, and large EMR clusters based on workload characteristics, improving resource utilisation and reducing processing time.</w:t>
+      </w:r>
+    </w:p>
+    <w:p>
+      <w:pPr>
+        <w:pStyle w:val="ListParagraph"/>
+        <w:numPr>
+          <w:ilvl w:val="0"/>
+          <w:numId w:val="2"/>
+        </w:numPr>
+        <w:spacing w:after="90"/>
+        <w:rPr>
+          <w:rFonts w:ascii="Calibri" w:hAnsi="Calibri" w:cs="Calibri"/>
+        </w:rPr>
+      </w:pPr>
+      <w:r>
+        <w:rPr>
+          <w:rFonts w:ascii="Calibri" w:hAnsi="Calibri" w:cs="Calibri"/>
+        </w:rPr>
+        <w:t>Managed Step Functions infrastructure using Terraform, supporting repeatable and consistent deployment of workflow orchestration components.</w:t>
+      </w:r>
+    </w:p>
+    <w:p>
+      <w:pPr>
+        <w:pStyle w:val="ListParagraph"/>
+        <w:numPr>
+          <w:ilvl w:val="0"/>
+          <w:numId w:val="2"/>
+        </w:numPr>
+        <w:spacing w:after="90"/>
+        <w:rPr>
+          <w:rFonts w:ascii="Calibri" w:hAnsi="Calibri" w:cs="Calibri"/>
+        </w:rPr>
+      </w:pPr>
+      <w:r>
+        <w:rPr>
+          <w:rFonts w:ascii="Calibri" w:hAnsi="Calibri" w:cs="Calibri"/>
+        </w:rPr>
+        <w:t xml:space="preserve">Built and maintained a Delta Lake-backed operational </w:t>
+      </w:r>
+      <w:proofErr w:type="spellStart"/>
+      <w:r>
+        <w:rPr>
+          <w:rFonts w:ascii="Calibri" w:hAnsi="Calibri" w:cs="Calibri"/>
+        </w:rPr>
+        <w:t>lakehouse</w:t>
+      </w:r>
+      <w:proofErr w:type="spellEnd"/>
+      <w:r>
+        <w:rPr>
+          <w:rFonts w:ascii="Calibri" w:hAnsi="Calibri" w:cs="Calibri"/>
+        </w:rPr>
+        <w:t>, implementing Bronze/Silver/Gold data layers, MERGE/</w:t>
+      </w:r>
+      <w:proofErr w:type="spellStart"/>
+      <w:r>
+        <w:rPr>
+          <w:rFonts w:ascii="Calibri" w:hAnsi="Calibri" w:cs="Calibri"/>
+        </w:rPr>
+        <w:t>upsert</w:t>
+      </w:r>
+      <w:proofErr w:type="spellEnd"/>
+      <w:r>
+        <w:rPr>
+          <w:rFonts w:ascii="Calibri" w:hAnsi="Calibri" w:cs="Calibri"/>
+        </w:rPr>
+        <w:t xml:space="preserve"> operations, schema evolution, versioning/time travel, incremental processing, and reliable reprocessing workflows.</w:t>
+      </w:r>
+    </w:p>
+    <w:p>
+      <w:pPr>
+        <w:pStyle w:val="ListParagraph"/>
+        <w:numPr>
+          <w:ilvl w:val="0"/>
+          <w:numId w:val="2"/>
+        </w:numPr>
+        <w:spacing w:after="90"/>
+        <w:rPr>
+          <w:rFonts w:ascii="Calibri" w:hAnsi="Calibri" w:cs="Calibri"/>
+        </w:rPr>
+      </w:pPr>
+      <w:r>
+        <w:rPr>
+          <w:rFonts w:ascii="Calibri" w:hAnsi="Calibri" w:cs="Calibri"/>
+        </w:rPr>
+        <w:t>Partner with architects, product owners, and engineering teams to translate business requirements and migration objectives into production-ready, audit-ready data solutions.</w:t>
+      </w:r>
+    </w:p>
+    <w:p>
+      <w:pPr>
+        <w:pStyle w:val="ListParagraph"/>
+        <w:numPr>
+          <w:ilvl w:val="0"/>
+          <w:numId w:val="2"/>
+        </w:numPr>
+        <w:spacing w:after="90"/>
+        <w:rPr>
+          <w:rFonts w:ascii="Calibri" w:hAnsi="Calibri" w:cs="Calibri"/>
+        </w:rPr>
+      </w:pPr>
+      <w:r>
+        <w:rPr>
+          <w:rFonts w:ascii="Calibri" w:hAnsi="Calibri" w:cs="Calibri"/>
+        </w:rPr>
+        <w:lastRenderedPageBreak/>
+        <w:t>Applied Agentic AI-assisted engineering workflows for requirements analysis, engineering planning, implementation support, and maintenance of structured engineering artifacts including reqs.md, plan.md, open-items.md, changelog.md, decisions.md, and index.md.</w:t>
+      </w:r>
+    </w:p>
+    <w:p>
+      <w:pPr>
+        <w:pStyle w:val="ListParagraph"/>
+        <w:numPr>
+          <w:ilvl w:val="0"/>
+          <w:numId w:val="2"/>
+        </w:numPr>
+        <w:spacing w:after="90"/>
+        <w:rPr>
+          <w:rFonts w:ascii="Calibri" w:hAnsi="Calibri" w:cs="Calibri"/>
+        </w:rPr>
+      </w:pPr>
+      <w:r>
+        <w:rPr>
+          <w:rFonts w:ascii="Calibri" w:hAnsi="Calibri" w:cs="Calibri"/>
+        </w:rPr>
+        <w:t>Own production support activities, troubleshooting application and pipeline issues and maintaining reliability across ingestion, orchestration, and Spark processing workflows.</w:t>
       </w:r>
     </w:p>
     <w:p>
@@ -1064,203 +1082,9 @@
           <w:sz w:val="22"/>
           <w:szCs w:val="22"/>
         </w:rPr>
-        <w:t>Senior Data Engineer</w:t>
-      </w:r>
-      <w:r>
-        <w:rPr>
-          <w:rFonts w:ascii="Calibri" w:hAnsi="Calibri" w:cs="Calibri"/>
-          <w:b/>
-          <w:bCs/>
-          <w:sz w:val="22"/>
-          <w:szCs w:val="22"/>
-        </w:rPr>
-        <w:t xml:space="preserve">  |  L&amp;T Technology Services</w:t>
-      </w:r>
-      <w:r>
-        <w:rPr>
-          <w:rFonts w:ascii="Calibri" w:hAnsi="Calibri" w:cs="Calibri"/>
-          <w:i/>
-          <w:iCs/>
-          <w:color w:val="595959"/>
-        </w:rPr>
-        <w:t xml:space="preserve">   Apr 2021 – Sep 2022</w:t>
-      </w:r>
-    </w:p>
-    <w:p>
-      <w:pPr>
-        <w:spacing w:after="100"/>
-        <w:rPr>
-          <w:rFonts w:ascii="Calibri" w:hAnsi="Calibri" w:cs="Calibri"/>
-        </w:rPr>
-      </w:pPr>
-      <w:r>
-        <w:rPr>
-          <w:rFonts w:ascii="Calibri" w:hAnsi="Calibri" w:cs="Calibri"/>
-          <w:b/>
-          <w:bCs/>
-          <w:i/>
-          <w:iCs/>
-        </w:rPr>
-        <w:t xml:space="preserve">Project: </w:t>
-      </w:r>
-      <w:r>
-        <w:rPr>
-          <w:rFonts w:ascii="Calibri" w:hAnsi="Calibri" w:cs="Calibri"/>
-          <w:i/>
-          <w:iCs/>
-          <w:color w:val="595959"/>
-        </w:rPr>
-        <w:t>IoT Data Platform (KNPL)</w:t>
-      </w:r>
-    </w:p>
-    <w:p>
-      <w:pPr>
-        <w:spacing w:after="100"/>
-        <w:rPr>
-          <w:rFonts w:ascii="Calibri" w:hAnsi="Calibri" w:cs="Calibri"/>
-        </w:rPr>
-      </w:pPr>
-      <w:r>
-        <w:rPr>
-          <w:rFonts w:ascii="Calibri" w:hAnsi="Calibri" w:cs="Calibri"/>
-          <w:b/>
-          <w:bCs/>
-          <w:i/>
-          <w:iCs/>
-        </w:rPr>
-        <w:t xml:space="preserve">Stack: </w:t>
-      </w:r>
-      <w:r>
-        <w:rPr>
-          <w:rFonts w:ascii="Calibri" w:hAnsi="Calibri" w:cs="Calibri"/>
-          <w:i/>
-          <w:iCs/>
-          <w:color w:val="595959"/>
-        </w:rPr>
-        <w:t>Kafka (Azure Event Hubs), Spark (Azure Databricks), Python, Azure Database for PostgreSQL, Azure Data Lake Storage (ADLS)</w:t>
-      </w:r>
-    </w:p>
-    <w:p>
-      <w:pPr>
-        <w:pStyle w:val="ListParagraph"/>
-        <w:numPr>
-          <w:ilvl w:val="0"/>
-          <w:numId w:val="2"/>
-        </w:numPr>
-        <w:spacing w:after="90"/>
-        <w:rPr>
-          <w:rFonts w:ascii="Calibri" w:hAnsi="Calibri" w:cs="Calibri"/>
-        </w:rPr>
-      </w:pPr>
-      <w:r>
-        <w:rPr>
-          <w:rFonts w:ascii="Calibri" w:hAnsi="Calibri" w:cs="Calibri"/>
-        </w:rPr>
-        <w:t>Built batch and streaming data pipelines using Azure Event Hubs and ADLS, ingesting IoT events into the data lake for downstream processing and analytics.</w:t>
-      </w:r>
-    </w:p>
-    <w:p>
-      <w:pPr>
-        <w:pStyle w:val="ListParagraph"/>
-        <w:numPr>
-          <w:ilvl w:val="0"/>
-          <w:numId w:val="2"/>
-        </w:numPr>
-        <w:spacing w:after="90"/>
-        <w:rPr>
-          <w:rFonts w:ascii="Calibri" w:hAnsi="Calibri" w:cs="Calibri"/>
-        </w:rPr>
-      </w:pPr>
-      <w:r>
-        <w:rPr>
-          <w:rFonts w:ascii="Calibri" w:hAnsi="Calibri" w:cs="Calibri"/>
-        </w:rPr>
-        <w:t>Developed PySpark transformations on Azure Databricks to cleanse, validate, enrich, and transform raw IoT data into curated datasets across the data processing layers.</w:t>
-      </w:r>
-    </w:p>
-    <w:p>
-      <w:pPr>
-        <w:pStyle w:val="ListParagraph"/>
-        <w:numPr>
-          <w:ilvl w:val="0"/>
-          <w:numId w:val="2"/>
-        </w:numPr>
-        <w:spacing w:after="90"/>
-        <w:rPr>
-          <w:rFonts w:ascii="Calibri" w:hAnsi="Calibri" w:cs="Calibri"/>
-        </w:rPr>
-      </w:pPr>
-      <w:r>
-        <w:rPr>
-          <w:rFonts w:ascii="Calibri" w:hAnsi="Calibri" w:cs="Calibri"/>
-        </w:rPr>
-        <w:t>Designed the end-to-end data flow from Event Hubs → ADLS → Databricks/PySpark → Gold datasets, with Gold datasets loaded into PostgreSQL, MySQL, and Snowflake for downstream analytics and data consumption.</w:t>
-      </w:r>
-    </w:p>
-    <w:p>
-      <w:pPr>
-        <w:pStyle w:val="ListParagraph"/>
-        <w:numPr>
-          <w:ilvl w:val="0"/>
-          <w:numId w:val="2"/>
-        </w:numPr>
-        <w:spacing w:after="90"/>
-        <w:rPr>
-          <w:rFonts w:ascii="Calibri" w:hAnsi="Calibri" w:cs="Calibri"/>
-        </w:rPr>
-      </w:pPr>
-      <w:r>
-        <w:rPr>
-          <w:rFonts w:ascii="Calibri" w:hAnsi="Calibri" w:cs="Calibri"/>
-        </w:rPr>
-        <w:t>Developed reusable Databricks pipeline components to standardise data processing and reduce onboarding effort for new data pipelines.</w:t>
-      </w:r>
-    </w:p>
-    <w:p>
-      <w:pPr>
-        <w:pStyle w:val="ListParagraph"/>
-        <w:numPr>
-          <w:ilvl w:val="0"/>
-          <w:numId w:val="2"/>
-        </w:numPr>
-        <w:spacing w:after="90"/>
-        <w:rPr>
-          <w:rFonts w:ascii="Calibri" w:hAnsi="Calibri" w:cs="Calibri"/>
-        </w:rPr>
-      </w:pPr>
-      <w:r>
-        <w:rPr>
-          <w:rFonts w:ascii="Calibri" w:hAnsi="Calibri" w:cs="Calibri"/>
-        </w:rPr>
-        <w:t>Supported production data pipelines by monitoring data freshness, investigating processing issues, and resolving operational failures using Azure monitoring capabilities.</w:t>
-      </w:r>
-    </w:p>
-    <w:p>
-      <w:pPr>
-        <w:pStyle w:val="ListParagraph"/>
-        <w:numPr>
-          <w:ilvl w:val="0"/>
-          <w:numId w:val="2"/>
-        </w:numPr>
-        <w:spacing w:after="90"/>
-        <w:rPr>
-          <w:rFonts w:ascii="Calibri" w:hAnsi="Calibri" w:cs="Calibri"/>
-        </w:rPr>
-      </w:pPr>
-      <w:r>
-        <w:rPr>
-          <w:rFonts w:ascii="Calibri" w:hAnsi="Calibri" w:cs="Calibri"/>
-        </w:rPr>
-        <w:t>Worked with batch and streaming workloads to deliver reliable, production-ready data pipelines for IoT analytics.</w:t>
-      </w:r>
-    </w:p>
-    <w:p>
-      <w:pPr>
-        <w:spacing w:before="180" w:after="20"/>
-        <w:rPr>
-          <w:rFonts w:ascii="Calibri" w:hAnsi="Calibri" w:cs="Calibri"/>
-        </w:rPr>
-      </w:pPr>
+        <w:t xml:space="preserve">Technical Lead – Data </w:t>
+      </w:r>
+      <w:proofErr w:type="gramStart"/>
       <w:r>
         <w:rPr>
           <w:rFonts w:ascii="Calibri" w:hAnsi="Calibri" w:cs="Calibri"/>
@@ -1270,7 +1094,7 @@
           <w:sz w:val="22"/>
           <w:szCs w:val="22"/>
         </w:rPr>
-        <w:t>Senior Software Engineer – Big Data</w:t>
+        <w:t>Engineering</w:t>
       </w:r>
       <w:r>
         <w:rPr>
@@ -1280,7 +1104,18 @@
           <w:sz w:val="22"/>
           <w:szCs w:val="22"/>
         </w:rPr>
-        <w:t xml:space="preserve">  |  Tech Mahindra</w:t>
+        <w:t xml:space="preserve">  |</w:t>
+      </w:r>
+      <w:proofErr w:type="gramEnd"/>
+      <w:r>
+        <w:rPr>
+          <w:rFonts w:ascii="Calibri" w:hAnsi="Calibri" w:cs="Calibri"/>
+          <w:b/>
+          <w:bCs/>
+          <w:sz w:val="22"/>
+          <w:szCs w:val="22"/>
+        </w:rPr>
+        <w:t xml:space="preserve">  Wipro Ltd</w:t>
       </w:r>
       <w:r>
         <w:rPr>
@@ -1289,7 +1124,25 @@
           <w:iCs/>
           <w:color w:val="595959"/>
         </w:rPr>
-        <w:t xml:space="preserve">   May 2019 – Apr 2021</w:t>
+        <w:t xml:space="preserve">   Sep 2022 – </w:t>
+      </w:r>
+      <w:r>
+        <w:rPr>
+          <w:rFonts w:ascii="Calibri" w:hAnsi="Calibri" w:cs="Calibri"/>
+          <w:i/>
+          <w:iCs/>
+          <w:color w:val="595959"/>
+        </w:rPr>
+        <w:t>Apr</w:t>
+      </w:r>
+      <w:r>
+        <w:rPr>
+          <w:rFonts w:ascii="Calibri" w:hAnsi="Calibri" w:cs="Calibri"/>
+          <w:i/>
+          <w:iCs/>
+          <w:color w:val="595959"/>
+        </w:rPr>
+        <w:t xml:space="preserve"> 2026</w:t>
       </w:r>
     </w:p>
     <w:p>
@@ -1316,7 +1169,7 @@
           <w:iCs/>
           <w:color w:val="595959"/>
         </w:rPr>
-        <w:t>Regulatory Data Platform (Standard Chartered Bank)</w:t>
+        <w:t>Banking Data Platform (VISA)</w:t>
       </w:r>
     </w:p>
     <w:p>
@@ -1343,160 +1196,236 @@
           <w:iCs/>
           <w:color w:val="595959"/>
         </w:rPr>
-        <w:t>Apache Spark, Hive, Hadoop, Kafka, Amazon MSK, Talend, NiFi, Sqoop, Oozie, Control-M, Oracle, Teradata, Shell, Avro, SFTP, FTP, NFS</w:t>
-      </w:r>
-    </w:p>
-    <w:p>
-      <w:pPr>
-        <w:pStyle w:val="ListParagraph"/>
-        <w:numPr>
-          <w:ilvl w:val="0"/>
-          <w:numId w:val="2"/>
-        </w:numPr>
-        <w:spacing w:after="90"/>
-        <w:rPr>
-          <w:rFonts w:ascii="Calibri" w:hAnsi="Calibri" w:cs="Calibri"/>
-        </w:rPr>
-      </w:pPr>
-      <w:r>
-        <w:rPr>
-          <w:rFonts w:ascii="Calibri" w:hAnsi="Calibri" w:cs="Calibri"/>
-        </w:rPr>
-        <w:t>Developed and maintained data ingestion and processing pipelines across approximately five distinct source systems/processes, each with different data structures, extraction mechanisms, and processing requirements.</w:t>
-      </w:r>
-    </w:p>
-    <w:p>
-      <w:pPr>
-        <w:pStyle w:val="ListParagraph"/>
-        <w:numPr>
-          <w:ilvl w:val="0"/>
-          <w:numId w:val="2"/>
-        </w:numPr>
-        <w:spacing w:after="90"/>
-        <w:rPr>
-          <w:rFonts w:ascii="Calibri" w:hAnsi="Calibri" w:cs="Calibri"/>
-        </w:rPr>
-      </w:pPr>
-      <w:r>
-        <w:rPr>
-          <w:rFonts w:ascii="Calibri" w:hAnsi="Calibri" w:cs="Calibri"/>
-        </w:rPr>
-        <w:t>Worked with Talend-based extraction workflows to ingest data from enterprise source systems, including SFTP, FTP, and NFS-based file sources, and integrate extracted data into downstream Hadoop/Spark processing workflows.</w:t>
-      </w:r>
-    </w:p>
-    <w:p>
-      <w:pPr>
-        <w:pStyle w:val="ListParagraph"/>
-        <w:numPr>
-          <w:ilvl w:val="0"/>
-          <w:numId w:val="2"/>
-        </w:numPr>
-        <w:spacing w:after="90"/>
-        <w:rPr>
-          <w:rFonts w:ascii="Calibri" w:hAnsi="Calibri" w:cs="Calibri"/>
-        </w:rPr>
-      </w:pPr>
-      <w:r>
-        <w:rPr>
-          <w:rFonts w:ascii="Calibri" w:hAnsi="Calibri" w:cs="Calibri"/>
-        </w:rPr>
-        <w:t>Implemented CDC and incremental-load pipelines using Spark, Hive, Sqoop, and SQL-based processing to efficiently capture and process changes from source systems.</w:t>
-      </w:r>
-    </w:p>
-    <w:p>
-      <w:pPr>
-        <w:pStyle w:val="ListParagraph"/>
-        <w:numPr>
-          <w:ilvl w:val="0"/>
-          <w:numId w:val="2"/>
-        </w:numPr>
-        <w:spacing w:after="90"/>
-        <w:rPr>
-          <w:rFonts w:ascii="Calibri" w:hAnsi="Calibri" w:cs="Calibri"/>
-        </w:rPr>
-      </w:pPr>
-      <w:r>
-        <w:rPr>
-          <w:rFonts w:ascii="Calibri" w:hAnsi="Calibri" w:cs="Calibri"/>
-        </w:rPr>
-        <w:t>Implemented data reconciliation and validation frameworks to verify source-to-target completeness and accuracy across regulatory data pipelines.</w:t>
-      </w:r>
-    </w:p>
-    <w:p>
-      <w:pPr>
-        <w:pStyle w:val="ListParagraph"/>
-        <w:numPr>
-          <w:ilvl w:val="0"/>
-          <w:numId w:val="2"/>
-        </w:numPr>
-        <w:spacing w:after="90"/>
-        <w:rPr>
-          <w:rFonts w:ascii="Calibri" w:hAnsi="Calibri" w:cs="Calibri"/>
-        </w:rPr>
-      </w:pPr>
-      <w:r>
-        <w:rPr>
-          <w:rFonts w:ascii="Calibri" w:hAnsi="Calibri" w:cs="Calibri"/>
-        </w:rPr>
-        <w:lastRenderedPageBreak/>
-        <w:t>Implemented Avro-based schema evolution to support changes in source data structures while maintaining reliable downstream processing and compatibility.</w:t>
-      </w:r>
-    </w:p>
-    <w:p>
-      <w:pPr>
-        <w:pStyle w:val="ListParagraph"/>
-        <w:numPr>
-          <w:ilvl w:val="0"/>
-          <w:numId w:val="2"/>
-        </w:numPr>
-        <w:spacing w:after="90"/>
-        <w:rPr>
-          <w:rFonts w:ascii="Calibri" w:hAnsi="Calibri" w:cs="Calibri"/>
-        </w:rPr>
-      </w:pPr>
-      <w:r>
-        <w:rPr>
-          <w:rFonts w:ascii="Calibri" w:hAnsi="Calibri" w:cs="Calibri"/>
-        </w:rPr>
-        <w:t>Developed Spark and Hive pipelines for large-scale BFSI data processing, integrating Kafka/Amazon MSK for streaming ingestion and downstream processing.</w:t>
-      </w:r>
-    </w:p>
-    <w:p>
-      <w:pPr>
-        <w:pStyle w:val="ListParagraph"/>
-        <w:numPr>
-          <w:ilvl w:val="0"/>
-          <w:numId w:val="2"/>
-        </w:numPr>
-        <w:spacing w:after="90"/>
-        <w:rPr>
-          <w:rFonts w:ascii="Calibri" w:hAnsi="Calibri" w:cs="Calibri"/>
-        </w:rPr>
-      </w:pPr>
-      <w:r>
-        <w:rPr>
-          <w:rFonts w:ascii="Calibri" w:hAnsi="Calibri" w:cs="Calibri"/>
-        </w:rPr>
-        <w:t>Orchestrated batch and streaming workflows using Oozie, Control-M, NiFi, and Kafka/MSK, with Shell scripting for operational automation and processing.</w:t>
-      </w:r>
-    </w:p>
-    <w:p>
-      <w:pPr>
-        <w:pStyle w:val="ListParagraph"/>
-        <w:numPr>
-          <w:ilvl w:val="0"/>
-          <w:numId w:val="2"/>
-        </w:numPr>
-        <w:spacing w:after="90"/>
-        <w:rPr>
-          <w:rFonts w:ascii="Calibri" w:hAnsi="Calibri" w:cs="Calibri"/>
-        </w:rPr>
-      </w:pPr>
-      <w:r>
-        <w:rPr>
-          <w:rFonts w:ascii="Calibri" w:hAnsi="Calibri" w:cs="Calibri"/>
-        </w:rPr>
-        <w:t>Developed complex SQL and Shell-based transformations using Oracle, Teradata, Hive, and Hadoop, supporting regulatory reporting and downstream data processing.</w:t>
+        <w:t xml:space="preserve">Scala, Spark, Google Cloud </w:t>
+      </w:r>
+      <w:proofErr w:type="spellStart"/>
+      <w:r>
+        <w:rPr>
+          <w:rFonts w:ascii="Calibri" w:hAnsi="Calibri" w:cs="Calibri"/>
+          <w:i/>
+          <w:iCs/>
+          <w:color w:val="595959"/>
+        </w:rPr>
+        <w:t>Dataproc</w:t>
+      </w:r>
+      <w:proofErr w:type="spellEnd"/>
+      <w:r>
+        <w:rPr>
+          <w:rFonts w:ascii="Calibri" w:hAnsi="Calibri" w:cs="Calibri"/>
+          <w:i/>
+          <w:iCs/>
+          <w:color w:val="595959"/>
+        </w:rPr>
+        <w:t xml:space="preserve">, </w:t>
+      </w:r>
+      <w:proofErr w:type="spellStart"/>
+      <w:r>
+        <w:rPr>
+          <w:rFonts w:ascii="Calibri" w:hAnsi="Calibri" w:cs="Calibri"/>
+          <w:i/>
+          <w:iCs/>
+          <w:color w:val="595959"/>
+        </w:rPr>
+        <w:t>BigQuery</w:t>
+      </w:r>
+      <w:proofErr w:type="spellEnd"/>
+      <w:r>
+        <w:rPr>
+          <w:rFonts w:ascii="Calibri" w:hAnsi="Calibri" w:cs="Calibri"/>
+          <w:i/>
+          <w:iCs/>
+          <w:color w:val="595959"/>
+        </w:rPr>
+        <w:t>, Cloud SQL, Cloud Storage (GCS), Kafka, Cloud Composer, GKE, Maven</w:t>
+      </w:r>
+    </w:p>
+    <w:p>
+      <w:pPr>
+        <w:pStyle w:val="ListParagraph"/>
+        <w:numPr>
+          <w:ilvl w:val="0"/>
+          <w:numId w:val="2"/>
+        </w:numPr>
+        <w:spacing w:after="90"/>
+        <w:rPr>
+          <w:rFonts w:ascii="Calibri" w:hAnsi="Calibri" w:cs="Calibri"/>
+        </w:rPr>
+      </w:pPr>
+      <w:r>
+        <w:rPr>
+          <w:rFonts w:ascii="Calibri" w:hAnsi="Calibri" w:cs="Calibri"/>
+        </w:rPr>
+        <w:t xml:space="preserve">Built Spark (Scala) data-quality validation pipelines on Google Cloud </w:t>
+      </w:r>
+      <w:proofErr w:type="spellStart"/>
+      <w:r>
+        <w:rPr>
+          <w:rFonts w:ascii="Calibri" w:hAnsi="Calibri" w:cs="Calibri"/>
+        </w:rPr>
+        <w:t>Dataproc</w:t>
+      </w:r>
+      <w:proofErr w:type="spellEnd"/>
+      <w:r>
+        <w:rPr>
+          <w:rFonts w:ascii="Calibri" w:hAnsi="Calibri" w:cs="Calibri"/>
+        </w:rPr>
+        <w:t>, reading user configuration metadata from Cloud SQL and executing parallel DQ checks, with results persisted to Google Cloud Storage (GCS).</w:t>
+      </w:r>
+    </w:p>
+    <w:p>
+      <w:pPr>
+        <w:pStyle w:val="ListParagraph"/>
+        <w:numPr>
+          <w:ilvl w:val="0"/>
+          <w:numId w:val="2"/>
+        </w:numPr>
+        <w:spacing w:after="90"/>
+        <w:rPr>
+          <w:rFonts w:ascii="Calibri" w:hAnsi="Calibri" w:cs="Calibri"/>
+        </w:rPr>
+      </w:pPr>
+      <w:r>
+        <w:rPr>
+          <w:rFonts w:ascii="Calibri" w:hAnsi="Calibri" w:cs="Calibri"/>
+        </w:rPr>
+        <w:t>Optimised Spark and SQL workloads through parallel processing and SQL optimisation, reducing processing time by 75%, from approximately 36 hours to 6 hours, for jobs processing 10 TB+ of data to generate monthly summary and transaction-detail reports.</w:t>
+      </w:r>
+    </w:p>
+    <w:p>
+      <w:pPr>
+        <w:pStyle w:val="ListParagraph"/>
+        <w:numPr>
+          <w:ilvl w:val="0"/>
+          <w:numId w:val="2"/>
+        </w:numPr>
+        <w:spacing w:after="90"/>
+        <w:rPr>
+          <w:rFonts w:ascii="Calibri" w:hAnsi="Calibri" w:cs="Calibri"/>
+        </w:rPr>
+      </w:pPr>
+      <w:r>
+        <w:rPr>
+          <w:rFonts w:ascii="Calibri" w:hAnsi="Calibri" w:cs="Calibri"/>
+        </w:rPr>
+        <w:t xml:space="preserve">Implemented Kafka-based batch streaming, publishing curated datasets from </w:t>
+      </w:r>
+      <w:proofErr w:type="spellStart"/>
+      <w:r>
+        <w:rPr>
+          <w:rFonts w:ascii="Calibri" w:hAnsi="Calibri" w:cs="Calibri"/>
+        </w:rPr>
+        <w:t>BigQuery</w:t>
+      </w:r>
+      <w:proofErr w:type="spellEnd"/>
+      <w:r>
+        <w:rPr>
+          <w:rFonts w:ascii="Calibri" w:hAnsi="Calibri" w:cs="Calibri"/>
+        </w:rPr>
+        <w:t xml:space="preserve"> tables into Kafka topics for downstream consumer applications.</w:t>
+      </w:r>
+    </w:p>
+    <w:p>
+      <w:pPr>
+        <w:pStyle w:val="ListParagraph"/>
+        <w:numPr>
+          <w:ilvl w:val="0"/>
+          <w:numId w:val="2"/>
+        </w:numPr>
+        <w:spacing w:after="90"/>
+        <w:rPr>
+          <w:rFonts w:ascii="Calibri" w:hAnsi="Calibri" w:cs="Calibri"/>
+        </w:rPr>
+      </w:pPr>
+      <w:r>
+        <w:rPr>
+          <w:rFonts w:ascii="Calibri" w:hAnsi="Calibri" w:cs="Calibri"/>
+        </w:rPr>
+        <w:t xml:space="preserve">Performed large-scale analytical processing directly in </w:t>
+      </w:r>
+      <w:proofErr w:type="spellStart"/>
+      <w:r>
+        <w:rPr>
+          <w:rFonts w:ascii="Calibri" w:hAnsi="Calibri" w:cs="Calibri"/>
+        </w:rPr>
+        <w:t>BigQuery</w:t>
+      </w:r>
+      <w:proofErr w:type="spellEnd"/>
+      <w:r>
+        <w:rPr>
+          <w:rFonts w:ascii="Calibri" w:hAnsi="Calibri" w:cs="Calibri"/>
+        </w:rPr>
+        <w:t>, enabling fast SQL-based analytics on curated datasets stored in GCS.</w:t>
+      </w:r>
+    </w:p>
+    <w:p>
+      <w:pPr>
+        <w:pStyle w:val="ListParagraph"/>
+        <w:numPr>
+          <w:ilvl w:val="0"/>
+          <w:numId w:val="2"/>
+        </w:numPr>
+        <w:spacing w:after="90"/>
+        <w:rPr>
+          <w:rFonts w:ascii="Calibri" w:hAnsi="Calibri" w:cs="Calibri"/>
+        </w:rPr>
+      </w:pPr>
+      <w:r>
+        <w:rPr>
+          <w:rFonts w:ascii="Calibri" w:hAnsi="Calibri" w:cs="Calibri"/>
+        </w:rPr>
+        <w:t>Maintained user configuration metadata and audit logs in Cloud SQL, ensuring governance, traceability, and compliance.</w:t>
+      </w:r>
+    </w:p>
+    <w:p>
+      <w:pPr>
+        <w:pStyle w:val="ListParagraph"/>
+        <w:numPr>
+          <w:ilvl w:val="0"/>
+          <w:numId w:val="2"/>
+        </w:numPr>
+        <w:spacing w:after="90"/>
+        <w:rPr>
+          <w:rFonts w:ascii="Calibri" w:hAnsi="Calibri" w:cs="Calibri"/>
+        </w:rPr>
+      </w:pPr>
+      <w:r>
+        <w:rPr>
+          <w:rFonts w:ascii="Calibri" w:hAnsi="Calibri" w:cs="Calibri"/>
+        </w:rPr>
+        <w:t>Scheduled and monitored Spark pipelines using Cloud Composer (managed Airflow), and deployed Spark workloads on Google Kubernetes Engine (GKE) to achieve high availability and zero-downtime execution.</w:t>
+      </w:r>
+    </w:p>
+    <w:p>
+      <w:pPr>
+        <w:pStyle w:val="ListParagraph"/>
+        <w:numPr>
+          <w:ilvl w:val="0"/>
+          <w:numId w:val="2"/>
+        </w:numPr>
+        <w:spacing w:after="90"/>
+        <w:rPr>
+          <w:rFonts w:ascii="Calibri" w:hAnsi="Calibri" w:cs="Calibri"/>
+        </w:rPr>
+      </w:pPr>
+      <w:r>
+        <w:rPr>
+          <w:rFonts w:ascii="Calibri" w:hAnsi="Calibri" w:cs="Calibri"/>
+        </w:rPr>
+        <w:t xml:space="preserve">Externalized application configurations using properties files and managed Scala builds and dependencies with Maven, ensuring stable deployments across </w:t>
+      </w:r>
+      <w:proofErr w:type="spellStart"/>
+      <w:r>
+        <w:rPr>
+          <w:rFonts w:ascii="Calibri" w:hAnsi="Calibri" w:cs="Calibri"/>
+        </w:rPr>
+        <w:t>Dataproc</w:t>
+      </w:r>
+      <w:proofErr w:type="spellEnd"/>
+      <w:r>
+        <w:rPr>
+          <w:rFonts w:ascii="Calibri" w:hAnsi="Calibri" w:cs="Calibri"/>
+        </w:rPr>
+        <w:t xml:space="preserve"> and GKE.</w:t>
       </w:r>
     </w:p>
     <w:p>
@@ -1515,7 +1444,7 @@
           <w:sz w:val="22"/>
           <w:szCs w:val="22"/>
         </w:rPr>
-        <w:t xml:space="preserve">Associate Consultant </w:t>
+        <w:t>Senior Engineer</w:t>
       </w:r>
       <w:r>
         <w:rPr>
@@ -1526,8 +1455,9 @@
           <w:sz w:val="22"/>
           <w:szCs w:val="22"/>
         </w:rPr>
-        <w:t xml:space="preserve">Senior Test Engineer </w:t>
-      </w:r>
+        <w:t xml:space="preserve"> – Data </w:t>
+      </w:r>
+      <w:proofErr w:type="gramStart"/>
       <w:r>
         <w:rPr>
           <w:rFonts w:ascii="Calibri" w:hAnsi="Calibri" w:cs="Calibri"/>
@@ -1537,7 +1467,7 @@
           <w:sz w:val="22"/>
           <w:szCs w:val="22"/>
         </w:rPr>
-        <w:t>– Big Data</w:t>
+        <w:t>Engineering</w:t>
       </w:r>
       <w:r>
         <w:rPr>
@@ -1547,7 +1477,7 @@
           <w:sz w:val="22"/>
           <w:szCs w:val="22"/>
         </w:rPr>
-        <w:t xml:space="preserve">  |  Amtex S</w:t>
+        <w:t xml:space="preserve">  </w:t>
       </w:r>
       <w:r>
         <w:rPr>
@@ -1557,6 +1487,655 @@
           <w:sz w:val="22"/>
           <w:szCs w:val="22"/>
         </w:rPr>
+        <w:t>|</w:t>
+      </w:r>
+      <w:proofErr w:type="gramEnd"/>
+      <w:r>
+        <w:rPr>
+          <w:rFonts w:ascii="Calibri" w:hAnsi="Calibri" w:cs="Calibri"/>
+          <w:b/>
+          <w:bCs/>
+          <w:sz w:val="22"/>
+          <w:szCs w:val="22"/>
+        </w:rPr>
+        <w:t xml:space="preserve">  L&amp;T Technology Services</w:t>
+      </w:r>
+      <w:r>
+        <w:rPr>
+          <w:rFonts w:ascii="Calibri" w:hAnsi="Calibri" w:cs="Calibri"/>
+          <w:i/>
+          <w:iCs/>
+          <w:color w:val="595959"/>
+        </w:rPr>
+        <w:t xml:space="preserve">   Apr 2021 – Sep 2022</w:t>
+      </w:r>
+    </w:p>
+    <w:p>
+      <w:pPr>
+        <w:spacing w:after="100"/>
+        <w:rPr>
+          <w:rFonts w:ascii="Calibri" w:hAnsi="Calibri" w:cs="Calibri"/>
+        </w:rPr>
+      </w:pPr>
+      <w:r>
+        <w:rPr>
+          <w:rFonts w:ascii="Calibri" w:hAnsi="Calibri" w:cs="Calibri"/>
+          <w:b/>
+          <w:bCs/>
+          <w:i/>
+          <w:iCs/>
+        </w:rPr>
+        <w:t xml:space="preserve">Project: </w:t>
+      </w:r>
+      <w:r>
+        <w:rPr>
+          <w:rFonts w:ascii="Calibri" w:hAnsi="Calibri" w:cs="Calibri"/>
+          <w:i/>
+          <w:iCs/>
+          <w:color w:val="595959"/>
+        </w:rPr>
+        <w:t>IoT Data Platform (KNPL)</w:t>
+      </w:r>
+    </w:p>
+    <w:p>
+      <w:pPr>
+        <w:spacing w:after="100"/>
+        <w:rPr>
+          <w:rFonts w:ascii="Calibri" w:hAnsi="Calibri" w:cs="Calibri"/>
+        </w:rPr>
+      </w:pPr>
+      <w:r>
+        <w:rPr>
+          <w:rFonts w:ascii="Calibri" w:hAnsi="Calibri" w:cs="Calibri"/>
+          <w:b/>
+          <w:bCs/>
+          <w:i/>
+          <w:iCs/>
+        </w:rPr>
+        <w:t xml:space="preserve">Stack: </w:t>
+      </w:r>
+      <w:r>
+        <w:rPr>
+          <w:rFonts w:ascii="Calibri" w:hAnsi="Calibri" w:cs="Calibri"/>
+          <w:i/>
+          <w:iCs/>
+          <w:color w:val="595959"/>
+        </w:rPr>
+        <w:t>Kafka (Azure Event Hubs), Spark (Azure Databricks), Python, Azure Database for PostgreSQL, Azure Data Lake Storage (ADLS)</w:t>
+      </w:r>
+    </w:p>
+    <w:p>
+      <w:pPr>
+        <w:pStyle w:val="ListParagraph"/>
+        <w:numPr>
+          <w:ilvl w:val="0"/>
+          <w:numId w:val="2"/>
+        </w:numPr>
+        <w:spacing w:after="90"/>
+        <w:rPr>
+          <w:rFonts w:ascii="Calibri" w:hAnsi="Calibri" w:cs="Calibri"/>
+        </w:rPr>
+      </w:pPr>
+      <w:r>
+        <w:rPr>
+          <w:rFonts w:ascii="Calibri" w:hAnsi="Calibri" w:cs="Calibri"/>
+        </w:rPr>
+        <w:t>Built batch and streaming data pipelines using Azure Event Hubs and ADLS, ingesting IoT events into the data lake for downstream processing and analytics.</w:t>
+      </w:r>
+    </w:p>
+    <w:p>
+      <w:pPr>
+        <w:pStyle w:val="ListParagraph"/>
+        <w:numPr>
+          <w:ilvl w:val="0"/>
+          <w:numId w:val="2"/>
+        </w:numPr>
+        <w:spacing w:after="90"/>
+        <w:rPr>
+          <w:rFonts w:ascii="Calibri" w:hAnsi="Calibri" w:cs="Calibri"/>
+        </w:rPr>
+      </w:pPr>
+      <w:r>
+        <w:rPr>
+          <w:rFonts w:ascii="Calibri" w:hAnsi="Calibri" w:cs="Calibri"/>
+        </w:rPr>
+        <w:t xml:space="preserve">Developed </w:t>
+      </w:r>
+      <w:proofErr w:type="spellStart"/>
+      <w:r>
+        <w:rPr>
+          <w:rFonts w:ascii="Calibri" w:hAnsi="Calibri" w:cs="Calibri"/>
+        </w:rPr>
+        <w:t>PySpark</w:t>
+      </w:r>
+      <w:proofErr w:type="spellEnd"/>
+      <w:r>
+        <w:rPr>
+          <w:rFonts w:ascii="Calibri" w:hAnsi="Calibri" w:cs="Calibri"/>
+        </w:rPr>
+        <w:t xml:space="preserve"> transformations on Azure Databricks to cleanse, validate, enrich, and transform raw IoT data into curated datasets across the data processing layers.</w:t>
+      </w:r>
+    </w:p>
+    <w:p>
+      <w:pPr>
+        <w:pStyle w:val="ListParagraph"/>
+        <w:numPr>
+          <w:ilvl w:val="0"/>
+          <w:numId w:val="2"/>
+        </w:numPr>
+        <w:spacing w:after="90"/>
+        <w:rPr>
+          <w:rFonts w:ascii="Calibri" w:hAnsi="Calibri" w:cs="Calibri"/>
+        </w:rPr>
+      </w:pPr>
+      <w:r>
+        <w:rPr>
+          <w:rFonts w:ascii="Calibri" w:hAnsi="Calibri" w:cs="Calibri"/>
+        </w:rPr>
+        <w:t>Designed the end-to-end data flow from Event Hubs → ADLS → Databricks/</w:t>
+      </w:r>
+      <w:proofErr w:type="spellStart"/>
+      <w:r>
+        <w:rPr>
+          <w:rFonts w:ascii="Calibri" w:hAnsi="Calibri" w:cs="Calibri"/>
+        </w:rPr>
+        <w:t>PySpark</w:t>
+      </w:r>
+      <w:proofErr w:type="spellEnd"/>
+      <w:r>
+        <w:rPr>
+          <w:rFonts w:ascii="Calibri" w:hAnsi="Calibri" w:cs="Calibri"/>
+        </w:rPr>
+        <w:t xml:space="preserve"> → Gold datasets, with </w:t>
+      </w:r>
+      <w:proofErr w:type="gramStart"/>
+      <w:r>
+        <w:rPr>
+          <w:rFonts w:ascii="Calibri" w:hAnsi="Calibri" w:cs="Calibri"/>
+        </w:rPr>
+        <w:t>Gold</w:t>
+      </w:r>
+      <w:proofErr w:type="gramEnd"/>
+      <w:r>
+        <w:rPr>
+          <w:rFonts w:ascii="Calibri" w:hAnsi="Calibri" w:cs="Calibri"/>
+        </w:rPr>
+        <w:t xml:space="preserve"> datasets loaded into PostgreSQL, MySQL, and Snowflake for downstream analytics and data consumption.</w:t>
+      </w:r>
+    </w:p>
+    <w:p>
+      <w:pPr>
+        <w:pStyle w:val="ListParagraph"/>
+        <w:numPr>
+          <w:ilvl w:val="0"/>
+          <w:numId w:val="2"/>
+        </w:numPr>
+        <w:spacing w:after="90"/>
+        <w:rPr>
+          <w:rFonts w:ascii="Calibri" w:hAnsi="Calibri" w:cs="Calibri"/>
+        </w:rPr>
+      </w:pPr>
+      <w:r>
+        <w:rPr>
+          <w:rFonts w:ascii="Calibri" w:hAnsi="Calibri" w:cs="Calibri"/>
+        </w:rPr>
+        <w:t>Developed reusable Databricks pipeline components to standardise data processing and reduce onboarding effort for new data pipelines.</w:t>
+      </w:r>
+    </w:p>
+    <w:p>
+      <w:pPr>
+        <w:pStyle w:val="ListParagraph"/>
+        <w:numPr>
+          <w:ilvl w:val="0"/>
+          <w:numId w:val="2"/>
+        </w:numPr>
+        <w:spacing w:after="90"/>
+        <w:rPr>
+          <w:rFonts w:ascii="Calibri" w:hAnsi="Calibri" w:cs="Calibri"/>
+        </w:rPr>
+      </w:pPr>
+      <w:r>
+        <w:rPr>
+          <w:rFonts w:ascii="Calibri" w:hAnsi="Calibri" w:cs="Calibri"/>
+        </w:rPr>
+        <w:t>Supported production data pipelines by monitoring data freshness, investigating processing issues, and resolving operational failures using Azure monitoring capabilities.</w:t>
+      </w:r>
+    </w:p>
+    <w:p>
+      <w:pPr>
+        <w:pStyle w:val="ListParagraph"/>
+        <w:numPr>
+          <w:ilvl w:val="0"/>
+          <w:numId w:val="2"/>
+        </w:numPr>
+        <w:spacing w:after="90"/>
+        <w:rPr>
+          <w:rFonts w:ascii="Calibri" w:hAnsi="Calibri" w:cs="Calibri"/>
+        </w:rPr>
+      </w:pPr>
+      <w:r>
+        <w:rPr>
+          <w:rFonts w:ascii="Calibri" w:hAnsi="Calibri" w:cs="Calibri"/>
+        </w:rPr>
+        <w:t>Worked with batch and streaming workloads to deliver reliable, production-ready data pipelines for IoT analytics.</w:t>
+      </w:r>
+    </w:p>
+    <w:p>
+      <w:pPr>
+        <w:spacing w:before="180" w:after="20"/>
+        <w:rPr>
+          <w:rFonts w:ascii="Calibri" w:hAnsi="Calibri" w:cs="Calibri"/>
+        </w:rPr>
+      </w:pPr>
+      <w:r>
+        <w:rPr>
+          <w:rFonts w:ascii="Calibri" w:hAnsi="Calibri" w:cs="Calibri"/>
+          <w:b/>
+          <w:bCs/>
+          <w:color w:val="1F3864"/>
+          <w:sz w:val="22"/>
+          <w:szCs w:val="22"/>
+        </w:rPr>
+        <w:t xml:space="preserve">Senior Software Engineer – Big </w:t>
+      </w:r>
+      <w:proofErr w:type="gramStart"/>
+      <w:r>
+        <w:rPr>
+          <w:rFonts w:ascii="Calibri" w:hAnsi="Calibri" w:cs="Calibri"/>
+          <w:b/>
+          <w:bCs/>
+          <w:color w:val="1F3864"/>
+          <w:sz w:val="22"/>
+          <w:szCs w:val="22"/>
+        </w:rPr>
+        <w:t>Data</w:t>
+      </w:r>
+      <w:r>
+        <w:rPr>
+          <w:rFonts w:ascii="Calibri" w:hAnsi="Calibri" w:cs="Calibri"/>
+          <w:b/>
+          <w:bCs/>
+          <w:sz w:val="22"/>
+          <w:szCs w:val="22"/>
+        </w:rPr>
+        <w:t xml:space="preserve">  |</w:t>
+      </w:r>
+      <w:proofErr w:type="gramEnd"/>
+      <w:r>
+        <w:rPr>
+          <w:rFonts w:ascii="Calibri" w:hAnsi="Calibri" w:cs="Calibri"/>
+          <w:b/>
+          <w:bCs/>
+          <w:sz w:val="22"/>
+          <w:szCs w:val="22"/>
+        </w:rPr>
+        <w:t xml:space="preserve">  Tech Mahindra</w:t>
+      </w:r>
+      <w:r>
+        <w:rPr>
+          <w:rFonts w:ascii="Calibri" w:hAnsi="Calibri" w:cs="Calibri"/>
+          <w:i/>
+          <w:iCs/>
+          <w:color w:val="595959"/>
+        </w:rPr>
+        <w:t xml:space="preserve">   May 2019 – Apr 2021</w:t>
+      </w:r>
+    </w:p>
+    <w:p>
+      <w:pPr>
+        <w:spacing w:after="100"/>
+        <w:rPr>
+          <w:rFonts w:ascii="Calibri" w:hAnsi="Calibri" w:cs="Calibri"/>
+        </w:rPr>
+      </w:pPr>
+      <w:r>
+        <w:rPr>
+          <w:rFonts w:ascii="Calibri" w:hAnsi="Calibri" w:cs="Calibri"/>
+          <w:b/>
+          <w:bCs/>
+          <w:i/>
+          <w:iCs/>
+        </w:rPr>
+        <w:t xml:space="preserve">Project: </w:t>
+      </w:r>
+      <w:r>
+        <w:rPr>
+          <w:rFonts w:ascii="Calibri" w:hAnsi="Calibri" w:cs="Calibri"/>
+          <w:i/>
+          <w:iCs/>
+          <w:color w:val="595959"/>
+        </w:rPr>
+        <w:t>Regulatory Data Platform (Standard Chartered Bank)</w:t>
+      </w:r>
+    </w:p>
+    <w:p>
+      <w:pPr>
+        <w:spacing w:after="100"/>
+        <w:rPr>
+          <w:rFonts w:ascii="Calibri" w:hAnsi="Calibri" w:cs="Calibri"/>
+        </w:rPr>
+      </w:pPr>
+      <w:r>
+        <w:rPr>
+          <w:rFonts w:ascii="Calibri" w:hAnsi="Calibri" w:cs="Calibri"/>
+          <w:b/>
+          <w:bCs/>
+          <w:i/>
+          <w:iCs/>
+        </w:rPr>
+        <w:t xml:space="preserve">Stack: </w:t>
+      </w:r>
+      <w:r>
+        <w:rPr>
+          <w:rFonts w:ascii="Calibri" w:hAnsi="Calibri" w:cs="Calibri"/>
+          <w:i/>
+          <w:iCs/>
+          <w:color w:val="595959"/>
+        </w:rPr>
+        <w:t xml:space="preserve">Apache Spark, Hive, Hadoop, Kafka, Amazon MSK, Talend, </w:t>
+      </w:r>
+      <w:proofErr w:type="spellStart"/>
+      <w:r>
+        <w:rPr>
+          <w:rFonts w:ascii="Calibri" w:hAnsi="Calibri" w:cs="Calibri"/>
+          <w:i/>
+          <w:iCs/>
+          <w:color w:val="595959"/>
+        </w:rPr>
+        <w:t>NiFi</w:t>
+      </w:r>
+      <w:proofErr w:type="spellEnd"/>
+      <w:r>
+        <w:rPr>
+          <w:rFonts w:ascii="Calibri" w:hAnsi="Calibri" w:cs="Calibri"/>
+          <w:i/>
+          <w:iCs/>
+          <w:color w:val="595959"/>
+        </w:rPr>
+        <w:t>, Sqoop, Oozie, Control-M, Oracle, Teradata, Shell, Avro, SFTP, FTP, NFS</w:t>
+      </w:r>
+    </w:p>
+    <w:p>
+      <w:pPr>
+        <w:pStyle w:val="ListParagraph"/>
+        <w:numPr>
+          <w:ilvl w:val="0"/>
+          <w:numId w:val="2"/>
+        </w:numPr>
+        <w:spacing w:after="90"/>
+        <w:rPr>
+          <w:rFonts w:ascii="Calibri" w:hAnsi="Calibri" w:cs="Calibri"/>
+        </w:rPr>
+      </w:pPr>
+      <w:r>
+        <w:rPr>
+          <w:rFonts w:ascii="Calibri" w:hAnsi="Calibri" w:cs="Calibri"/>
+        </w:rPr>
+        <w:t>Developed and maintained data ingestion and processing pipelines across approximately five distinct source systems/processes, each with different data structures, extraction mechanisms, and processing requirements.</w:t>
+      </w:r>
+    </w:p>
+    <w:p>
+      <w:pPr>
+        <w:pStyle w:val="ListParagraph"/>
+        <w:numPr>
+          <w:ilvl w:val="0"/>
+          <w:numId w:val="2"/>
+        </w:numPr>
+        <w:spacing w:after="90"/>
+        <w:rPr>
+          <w:rFonts w:ascii="Calibri" w:hAnsi="Calibri" w:cs="Calibri"/>
+        </w:rPr>
+      </w:pPr>
+      <w:r>
+        <w:rPr>
+          <w:rFonts w:ascii="Calibri" w:hAnsi="Calibri" w:cs="Calibri"/>
+        </w:rPr>
+        <w:t>Worked with Talend-based extraction workflows to ingest data from enterprise source systems, including SFTP, FTP, and NFS-based file sources, and integrate extracted data into downstream Hadoop/Spark processing workflows.</w:t>
+      </w:r>
+    </w:p>
+    <w:p>
+      <w:pPr>
+        <w:pStyle w:val="ListParagraph"/>
+        <w:numPr>
+          <w:ilvl w:val="0"/>
+          <w:numId w:val="2"/>
+        </w:numPr>
+        <w:spacing w:after="90"/>
+        <w:rPr>
+          <w:rFonts w:ascii="Calibri" w:hAnsi="Calibri" w:cs="Calibri"/>
+        </w:rPr>
+      </w:pPr>
+      <w:r>
+        <w:rPr>
+          <w:rFonts w:ascii="Calibri" w:hAnsi="Calibri" w:cs="Calibri"/>
+        </w:rPr>
+        <w:t>Implemented CDC and incremental-load pipelines using Spark, Hive, Sqoop, and SQL-based processing to efficiently capture and process changes from source systems.</w:t>
+      </w:r>
+    </w:p>
+    <w:p>
+      <w:pPr>
+        <w:pStyle w:val="ListParagraph"/>
+        <w:numPr>
+          <w:ilvl w:val="0"/>
+          <w:numId w:val="2"/>
+        </w:numPr>
+        <w:spacing w:after="90"/>
+        <w:rPr>
+          <w:rFonts w:ascii="Calibri" w:hAnsi="Calibri" w:cs="Calibri"/>
+        </w:rPr>
+      </w:pPr>
+      <w:r>
+        <w:rPr>
+          <w:rFonts w:ascii="Calibri" w:hAnsi="Calibri" w:cs="Calibri"/>
+        </w:rPr>
+        <w:t>Implemented data reconciliation and validation frameworks to verify source-to-target completeness and accuracy across regulatory data pipelines.</w:t>
+      </w:r>
+    </w:p>
+    <w:p>
+      <w:pPr>
+        <w:pStyle w:val="ListParagraph"/>
+        <w:numPr>
+          <w:ilvl w:val="0"/>
+          <w:numId w:val="2"/>
+        </w:numPr>
+        <w:spacing w:after="90"/>
+        <w:rPr>
+          <w:rFonts w:ascii="Calibri" w:hAnsi="Calibri" w:cs="Calibri"/>
+        </w:rPr>
+      </w:pPr>
+      <w:r>
+        <w:rPr>
+          <w:rFonts w:ascii="Calibri" w:hAnsi="Calibri" w:cs="Calibri"/>
+        </w:rPr>
+        <w:lastRenderedPageBreak/>
+        <w:t>Implemented Avro-based schema evolution to support changes in source data structures while maintaining reliable downstream processing and compatibility.</w:t>
+      </w:r>
+    </w:p>
+    <w:p>
+      <w:pPr>
+        <w:pStyle w:val="ListParagraph"/>
+        <w:numPr>
+          <w:ilvl w:val="0"/>
+          <w:numId w:val="2"/>
+        </w:numPr>
+        <w:spacing w:after="90"/>
+        <w:rPr>
+          <w:rFonts w:ascii="Calibri" w:hAnsi="Calibri" w:cs="Calibri"/>
+        </w:rPr>
+      </w:pPr>
+      <w:r>
+        <w:rPr>
+          <w:rFonts w:ascii="Calibri" w:hAnsi="Calibri" w:cs="Calibri"/>
+        </w:rPr>
+        <w:t>Developed Spark and Hive pipelines for large-scale BFSI data processing, integrating Kafka/Amazon MSK for streaming ingestion and downstream processing.</w:t>
+      </w:r>
+    </w:p>
+    <w:p>
+      <w:pPr>
+        <w:pStyle w:val="ListParagraph"/>
+        <w:numPr>
+          <w:ilvl w:val="0"/>
+          <w:numId w:val="2"/>
+        </w:numPr>
+        <w:spacing w:after="90"/>
+        <w:rPr>
+          <w:rFonts w:ascii="Calibri" w:hAnsi="Calibri" w:cs="Calibri"/>
+        </w:rPr>
+      </w:pPr>
+      <w:r>
+        <w:rPr>
+          <w:rFonts w:ascii="Calibri" w:hAnsi="Calibri" w:cs="Calibri"/>
+        </w:rPr>
+        <w:t xml:space="preserve">Orchestrated batch and streaming workflows using Oozie, Control-M, </w:t>
+      </w:r>
+      <w:proofErr w:type="spellStart"/>
+      <w:r>
+        <w:rPr>
+          <w:rFonts w:ascii="Calibri" w:hAnsi="Calibri" w:cs="Calibri"/>
+        </w:rPr>
+        <w:t>NiFi</w:t>
+      </w:r>
+      <w:proofErr w:type="spellEnd"/>
+      <w:r>
+        <w:rPr>
+          <w:rFonts w:ascii="Calibri" w:hAnsi="Calibri" w:cs="Calibri"/>
+        </w:rPr>
+        <w:t>, and Kafka/MSK, with Shell scripting for operational automation and processing.</w:t>
+      </w:r>
+    </w:p>
+    <w:p>
+      <w:pPr>
+        <w:pStyle w:val="ListParagraph"/>
+        <w:numPr>
+          <w:ilvl w:val="0"/>
+          <w:numId w:val="2"/>
+        </w:numPr>
+        <w:spacing w:after="90"/>
+        <w:rPr>
+          <w:rFonts w:ascii="Calibri" w:hAnsi="Calibri" w:cs="Calibri"/>
+        </w:rPr>
+      </w:pPr>
+      <w:r>
+        <w:rPr>
+          <w:rFonts w:ascii="Calibri" w:hAnsi="Calibri" w:cs="Calibri"/>
+        </w:rPr>
+        <w:t>Developed complex SQL and Shell-based transformations using Oracle, Teradata, Hive, and Hadoop, supporting regulatory reporting and downstream data processing.</w:t>
+      </w:r>
+    </w:p>
+    <w:p>
+      <w:pPr>
+        <w:spacing w:before="180" w:after="20"/>
+        <w:rPr>
+          <w:rFonts w:ascii="Calibri" w:hAnsi="Calibri" w:cs="Calibri"/>
+        </w:rPr>
+      </w:pPr>
+      <w:r>
+        <w:rPr>
+          <w:rFonts w:ascii="Calibri" w:hAnsi="Calibri" w:cs="Calibri"/>
+          <w:b/>
+          <w:bCs/>
+          <w:color w:val="1F3864"/>
+          <w:sz w:val="22"/>
+          <w:szCs w:val="22"/>
+        </w:rPr>
+        <w:t xml:space="preserve">Associate Consultant </w:t>
+      </w:r>
+      <w:r>
+        <w:rPr>
+          <w:rFonts w:ascii="Calibri" w:hAnsi="Calibri" w:cs="Calibri"/>
+          <w:b/>
+          <w:bCs/>
+          <w:color w:val="1F3864"/>
+          <w:sz w:val="22"/>
+          <w:szCs w:val="22"/>
+        </w:rPr>
+        <w:t xml:space="preserve">/ </w:t>
+      </w:r>
+      <w:r>
+        <w:rPr>
+          <w:rFonts w:ascii="Calibri" w:hAnsi="Calibri" w:cs="Calibri"/>
+          <w:b/>
+          <w:bCs/>
+          <w:color w:val="1F3864"/>
+          <w:sz w:val="22"/>
+          <w:szCs w:val="22"/>
+        </w:rPr>
+        <w:t xml:space="preserve">Senior Test Engineer </w:t>
+      </w:r>
+      <w:r>
+        <w:rPr>
+          <w:rFonts w:ascii="Calibri" w:hAnsi="Calibri" w:cs="Calibri"/>
+          <w:b/>
+          <w:bCs/>
+          <w:color w:val="1F3864"/>
+          <w:sz w:val="22"/>
+          <w:szCs w:val="22"/>
+        </w:rPr>
+        <w:t xml:space="preserve">– Big </w:t>
+      </w:r>
+      <w:proofErr w:type="gramStart"/>
+      <w:r>
+        <w:rPr>
+          <w:rFonts w:ascii="Calibri" w:hAnsi="Calibri" w:cs="Calibri"/>
+          <w:b/>
+          <w:bCs/>
+          <w:color w:val="1F3864"/>
+          <w:sz w:val="22"/>
+          <w:szCs w:val="22"/>
+        </w:rPr>
+        <w:t>Data</w:t>
+      </w:r>
+      <w:r>
+        <w:rPr>
+          <w:rFonts w:ascii="Calibri" w:hAnsi="Calibri" w:cs="Calibri"/>
+          <w:b/>
+          <w:bCs/>
+          <w:sz w:val="22"/>
+          <w:szCs w:val="22"/>
+        </w:rPr>
+        <w:t xml:space="preserve">  |</w:t>
+      </w:r>
+      <w:proofErr w:type="gramEnd"/>
+      <w:r>
+        <w:rPr>
+          <w:rFonts w:ascii="Calibri" w:hAnsi="Calibri" w:cs="Calibri"/>
+          <w:b/>
+          <w:bCs/>
+          <w:sz w:val="22"/>
+          <w:szCs w:val="22"/>
+        </w:rPr>
+        <w:t xml:space="preserve">  </w:t>
+      </w:r>
+      <w:proofErr w:type="spellStart"/>
+      <w:r>
+        <w:rPr>
+          <w:rFonts w:ascii="Calibri" w:hAnsi="Calibri" w:cs="Calibri"/>
+          <w:b/>
+          <w:bCs/>
+          <w:sz w:val="22"/>
+          <w:szCs w:val="22"/>
+        </w:rPr>
+        <w:t>Amtex</w:t>
+      </w:r>
+      <w:proofErr w:type="spellEnd"/>
+      <w:r>
+        <w:rPr>
+          <w:rFonts w:ascii="Calibri" w:hAnsi="Calibri" w:cs="Calibri"/>
+          <w:b/>
+          <w:bCs/>
+          <w:sz w:val="22"/>
+          <w:szCs w:val="22"/>
+        </w:rPr>
+        <w:t xml:space="preserve"> S</w:t>
+      </w:r>
+      <w:r>
+        <w:rPr>
+          <w:rFonts w:ascii="Calibri" w:hAnsi="Calibri" w:cs="Calibri"/>
+          <w:b/>
+          <w:bCs/>
+          <w:sz w:val="22"/>
+          <w:szCs w:val="22"/>
+        </w:rPr>
         <w:t>ystems Inc</w:t>
       </w:r>
       <w:r>
@@ -1593,7 +2172,27 @@
           <w:iCs/>
           <w:color w:val="595959"/>
         </w:rPr>
-        <w:t>IoT Analytics Platform (Trendalyze)</w:t>
+        <w:t>IoT Analytics Platform (</w:t>
+      </w:r>
+      <w:proofErr w:type="spellStart"/>
+      <w:r>
+        <w:rPr>
+          <w:rFonts w:ascii="Calibri" w:hAnsi="Calibri" w:cs="Calibri"/>
+          <w:i/>
+          <w:iCs/>
+          <w:color w:val="595959"/>
+        </w:rPr>
+        <w:t>Trendalyze</w:t>
+      </w:r>
+      <w:proofErr w:type="spellEnd"/>
+      <w:r>
+        <w:rPr>
+          <w:rFonts w:ascii="Calibri" w:hAnsi="Calibri" w:cs="Calibri"/>
+          <w:i/>
+          <w:iCs/>
+          <w:color w:val="595959"/>
+        </w:rPr>
+        <w:t>)</w:t>
       </w:r>
     </w:p>
     <w:p>
@@ -1926,45 +2525,14 @@
       <w:r>
         <w:rPr>
           <w:rFonts w:ascii="Calibri" w:hAnsi="Calibri" w:cs="Calibri"/>
-          <w:b/>
-          <w:bCs/>
-          <w:color w:val="1F3864"/>
-          <w:sz w:val="21"/>
-          <w:szCs w:val="21"/>
-        </w:rPr>
-        <w:t>Real-Time E-Commerce Data Platform</w:t>
-      </w:r>
-      <w:r>
-        <w:rPr>
-          <w:rFonts w:ascii="Calibri" w:hAnsi="Calibri" w:cs="Calibri"/>
-          <w:b/>
-          <w:bCs/>
-          <w:color w:val="1F3864"/>
-          <w:sz w:val="21"/>
-          <w:szCs w:val="21"/>
-        </w:rPr>
-        <w:t xml:space="preserve"> </w:t>
-      </w:r>
-      <w:r>
-        <w:rPr>
-          <w:rFonts w:ascii="Calibri" w:hAnsi="Calibri" w:cs="Calibri"/>
-          <w:b/>
-          <w:bCs/>
-          <w:color w:val="1F3864"/>
-          <w:sz w:val="21"/>
-          <w:szCs w:val="21"/>
-        </w:rPr>
-        <w:t xml:space="preserve">| </w:t>
-      </w:r>
-      <w:hyperlink r:id="rId8" w:history="1">
+        </w:rPr>
+        <w:t xml:space="preserve">Real-Time E-Commerce Data Platform  |  </w:t>
+      </w:r>
+      <w:hyperlink r:id="rId9">
         <w:r>
           <w:rPr>
             <w:rStyle w:val="Hyperlink"/>
             <w:rFonts w:ascii="Calibri" w:hAnsi="Calibri" w:cs="Calibri"/>
-            <w:b/>
-            <w:bCs/>
-            <w:sz w:val="21"/>
-            <w:szCs w:val="21"/>
           </w:rPr>
           <w:t>GitHub</w:t>
         </w:r>
@@ -1989,8 +2557,9 @@
           <w:iCs/>
           <w:color w:val="595959"/>
         </w:rPr>
-        <w:t xml:space="preserve">Kafka • PySpark • Spark Structured Streaming • Docker • </w:t>
-      </w:r>
+        <w:t xml:space="preserve">Kafka • </w:t>
+      </w:r>
+      <w:proofErr w:type="spellStart"/>
       <w:r>
         <w:rPr>
           <w:rFonts w:ascii="Calibri" w:hAnsi="Calibri" w:cs="Calibri"/>
@@ -1998,6 +2567,25 @@
           <w:iCs/>
           <w:color w:val="595959"/>
         </w:rPr>
+        <w:t>PySpark</w:t>
+      </w:r>
+      <w:proofErr w:type="spellEnd"/>
+      <w:r>
+        <w:rPr>
+          <w:rFonts w:ascii="Calibri" w:hAnsi="Calibri" w:cs="Calibri"/>
+          <w:i/>
+          <w:iCs/>
+          <w:color w:val="595959"/>
+        </w:rPr>
+        <w:t xml:space="preserve"> • Spark Structured Streaming • Docker • </w:t>
+      </w:r>
+      <w:r>
+        <w:rPr>
+          <w:rFonts w:ascii="Calibri" w:hAnsi="Calibri" w:cs="Calibri"/>
+          <w:i/>
+          <w:iCs/>
+          <w:color w:val="595959"/>
+        </w:rPr>
         <w:t xml:space="preserve">Power </w:t>
       </w:r>
       <w:r>
@@ -2008,6 +2596,48 @@
           <w:color w:val="595959"/>
         </w:rPr>
         <w:t>BI</w:t>
+      </w:r>
+    </w:p>
+    <w:p>
+      <w:pPr>
+        <w:rPr>
+          <w:rFonts w:ascii="Calibri" w:hAnsi="Calibri" w:cs="Calibri"/>
+        </w:rPr>
+      </w:pPr>
+      <w:r>
+        <w:rPr>
+          <w:rFonts w:ascii="Calibri" w:hAnsi="Calibri" w:cs="Calibri"/>
+        </w:rPr>
+        <w:t xml:space="preserve">Banking Data Lakehouse  |  </w:t>
+      </w:r>
+      <w:hyperlink r:id="rId10">
+        <w:r>
+          <w:rPr>
+            <w:rStyle w:val="Hyperlink"/>
+            <w:rFonts w:ascii="Calibri" w:hAnsi="Calibri" w:cs="Calibri"/>
+          </w:rPr>
+          <w:t>GitHub</w:t>
+        </w:r>
+      </w:hyperlink>
+    </w:p>
+    <w:p>
+      <w:pPr>
+        <w:spacing w:before="100" w:after="60"/>
+        <w:rPr>
+          <w:rFonts w:ascii="Calibri" w:hAnsi="Calibri" w:cs="Calibri"/>
+          <w:i/>
+          <w:iCs/>
+          <w:color w:val="595959"/>
+        </w:rPr>
+      </w:pPr>
+      <w:r>
+        <w:rPr>
+          <w:rFonts w:ascii="Calibri" w:hAnsi="Calibri" w:cs="Calibri"/>
+          <w:i/>
+          <w:iCs/>
+          <w:color w:val="595959"/>
+        </w:rPr>
+        <w:t>Scala • Spark • Google Cloud Dataproc • BigQuery • Cloud SQL • Cloud Storage • Kafka • Cloud Composer • GKE • Maven</w:t>
       </w:r>
     </w:p>
     <w:p>
